--- a/downloads/workbook/bridge-week-03.docx
+++ b/downloads/workbook/bridge-week-03.docx
@@ -888,6 +888,178 @@
         <w:t>Project connection: For Python readiness before the Responsible Plant Classifier, retain a trace of the values, the predicted outputs and the changed-case explanation. Use actual Python 3 results to check the prediction after reasoning first.</w:t>
       </w:r>
     </w:p>
+    <w:p>
+      <w:pPr>
+        <w:pStyle w:val="Heading1"/>
+      </w:pPr>
+      <w:r>
+        <w:t>13. Project portfolio milestone</w:t>
+      </w:r>
+    </w:p>
+    <w:p>
+      <w:r>
+        <w:t>Project: Python readiness portfolio</w:t>
+      </w:r>
+    </w:p>
+    <w:p>
+      <w:r>
+        <w:t>Current milestone: Python readiness portfolio. Keep runnable code, predictions, actual outputs, one repaired error and an explanation of a function on changed inputs.</w:t>
+      </w:r>
+    </w:p>
+    <w:p>
+      <w:r>
+        <w:t>For Python readiness before the Responsible Plant Classifier, retain a trace of the values, the predicted outputs and the changed-case explanation. Use actual Python 3 results to check the prediction after reasoning first.</w:t>
+      </w:r>
+    </w:p>
+    <w:tbl>
+      <w:tblPr>
+        <w:tblStyle w:val="LightShading-Accent1"/>
+        <w:tblW w:type="auto" w:w="0"/>
+        <w:tblLook w:firstColumn="1" w:firstRow="1" w:lastColumn="0" w:lastRow="0" w:noHBand="0" w:noVBand="1" w:val="04A0"/>
+      </w:tblPr>
+      <w:tblGrid>
+        <w:gridCol w:w="5112"/>
+        <w:gridCol w:w="5112"/>
+      </w:tblGrid>
+      <w:tr>
+        <w:trPr>
+          <w:tblHeader/>
+        </w:trPr>
+        <w:tc>
+          <w:tcPr>
+            <w:tcW w:type="dxa" w:w="5112"/>
+          </w:tcPr>
+          <w:p>
+            <w:r>
+              <w:t>Evidence to keep</w:t>
+            </w:r>
+          </w:p>
+        </w:tc>
+        <w:tc>
+          <w:tcPr>
+            <w:tcW w:type="dxa" w:w="5112"/>
+          </w:tcPr>
+          <w:p>
+            <w:r>
+              <w:t>My record</w:t>
+            </w:r>
+          </w:p>
+        </w:tc>
+      </w:tr>
+      <w:tr>
+        <w:tc>
+          <w:tcPr>
+            <w:tcW w:type="dxa" w:w="5112"/>
+          </w:tcPr>
+          <w:p>
+            <w:r>
+              <w:t>This week’s input and deciding step</w:t>
+            </w:r>
+          </w:p>
+        </w:tc>
+        <w:tc>
+          <w:tcPr>
+            <w:tcW w:type="dxa" w:w="5112"/>
+          </w:tcPr>
+          <w:p>
+            <w:r/>
+          </w:p>
+        </w:tc>
+      </w:tr>
+      <w:tr>
+        <w:tc>
+          <w:tcPr>
+            <w:tcW w:type="dxa" w:w="5112"/>
+          </w:tcPr>
+          <w:p>
+            <w:r>
+              <w:t>Prediction and actual result (or labelled paper trace)</w:t>
+            </w:r>
+          </w:p>
+        </w:tc>
+        <w:tc>
+          <w:tcPr>
+            <w:tcW w:type="dxa" w:w="5112"/>
+          </w:tcPr>
+          <w:p>
+            <w:r/>
+          </w:p>
+        </w:tc>
+      </w:tr>
+      <w:tr>
+        <w:tc>
+          <w:tcPr>
+            <w:tcW w:type="dxa" w:w="5112"/>
+          </w:tcPr>
+          <w:p>
+            <w:r>
+              <w:t>One change since the previous checkpoint and why</w:t>
+            </w:r>
+          </w:p>
+        </w:tc>
+        <w:tc>
+          <w:tcPr>
+            <w:tcW w:type="dxa" w:w="5112"/>
+          </w:tcPr>
+          <w:p>
+            <w:r/>
+          </w:p>
+        </w:tc>
+      </w:tr>
+      <w:tr>
+        <w:tc>
+          <w:tcPr>
+            <w:tcW w:type="dxa" w:w="5112"/>
+          </w:tcPr>
+          <w:p>
+            <w:r>
+              <w:t>One error or limit and the next test</w:t>
+            </w:r>
+          </w:p>
+        </w:tc>
+        <w:tc>
+          <w:tcPr>
+            <w:tcW w:type="dxa" w:w="5112"/>
+          </w:tcPr>
+          <w:p>
+            <w:r/>
+          </w:p>
+        </w:tc>
+      </w:tr>
+    </w:tbl>
+    <w:p>
+      <w:pPr>
+        <w:pStyle w:val="Heading3"/>
+      </w:pPr>
+      <w:r>
+        <w:t>Explain what this week adds to your project. Reuse last week’s record rather than starting again.</w:t>
+      </w:r>
+    </w:p>
+    <w:p>
+      <w:r>
+        <w:t>________________________________________________________________</w:t>
+      </w:r>
+    </w:p>
+    <w:p>
+      <w:r>
+        <w:t>________________________________________________________________</w:t>
+      </w:r>
+    </w:p>
+    <w:p>
+      <w:r>
+        <w:t>________________________________________________________________</w:t>
+      </w:r>
+    </w:p>
+    <w:p>
+      <w:r>
+        <w:t>________________________________________________________________</w:t>
+      </w:r>
+    </w:p>
+    <w:p>
+      <w:r>
+        <w:t>________________________________________________________________</w:t>
+      </w:r>
+    </w:p>
     <w:sectPr>
       <w:pgSz w:w="12240" w:h="15840"/>
       <w:pgMar w:top="936" w:right="1008" w:bottom="936" w:left="1008" w:header="720" w:footer="720" w:gutter="0"/>

--- a/downloads/workbook/bridge-week-03.docx
+++ b/downloads/workbook/bridge-week-03.docx
@@ -1060,6 +1060,238 @@
         <w:t>________________________________________________________________</w:t>
       </w:r>
     </w:p>
+    <w:p>
+      <w:pPr>
+        <w:pStyle w:val="Heading1"/>
+      </w:pPr>
+      <w:r>
+        <w:t>14. Supported practice and learning evidence</w:t>
+      </w:r>
+    </w:p>
+    <w:p>
+      <w:r>
+        <w:t>Use this supported practice once, in the browser or on paper. Keep the reserved independent assessment for a separate first attempt before teacher feedback.</w:t>
+      </w:r>
+    </w:p>
+    <w:p>
+      <w:r>
+        <w:t>Parentheses change an expression. A toy shelf calculator compares adding a fixed cost after multiplication with multiplying an entire group.</w:t>
+      </w:r>
+    </w:p>
+    <w:p>
+      <w:pPr>
+        <w:pStyle w:val="Heading3"/>
+      </w:pPr>
+      <w:r>
+        <w:t>Practice 1: explain the deciding evidence</w:t>
+      </w:r>
+    </w:p>
+    <w:p>
+      <w:r>
+        <w:t>Which labelled step matches this detail? Parentheses give 3+2=5 first; multiplying by 5 gives 25.</w:t>
+      </w:r>
+    </w:p>
+    <w:p>
+      <w:r>
+        <w:t>1. Compute grouped result</w:t>
+      </w:r>
+    </w:p>
+    <w:p>
+      <w:r>
+        <w:t>2. Use precedence</w:t>
+      </w:r>
+    </w:p>
+    <w:p>
+      <w:r>
+        <w:t>3. Compute first result</w:t>
+      </w:r>
+    </w:p>
+    <w:p>
+      <w:pPr>
+        <w:pStyle w:val="Heading3"/>
+      </w:pPr>
+      <w:r>
+        <w:t>My selected conclusion, deciding fact and explanation</w:t>
+      </w:r>
+    </w:p>
+    <w:p>
+      <w:r>
+        <w:t>________________________________________________________________</w:t>
+      </w:r>
+    </w:p>
+    <w:p>
+      <w:r>
+        <w:t>________________________________________________________________</w:t>
+      </w:r>
+    </w:p>
+    <w:p>
+      <w:r>
+        <w:t>________________________________________________________________</w:t>
+      </w:r>
+    </w:p>
+    <w:p>
+      <w:r>
+        <w:t>________________________________________________________________</w:t>
+      </w:r>
+    </w:p>
+    <w:p>
+      <w:r>
+        <w:t>________________________________________________________________</w:t>
+      </w:r>
+    </w:p>
+    <w:p>
+      <w:r>
+        <w:t>Hint if needed: Read the steps in the pictorial case. Match the supplied detail to the stage that performs or records it.</w:t>
+      </w:r>
+    </w:p>
+    <w:p>
+      <w:r>
+        <w:t>After your attempt, compare with the supported explanation: Compute grouped result Parentheses give 3+2=5 first; multiplying by 5 gives 25. Parentheses explicitly group an operation. Without them, Python multiplication takes priority over addition; the same numerals can therefore describe different procedures.</w:t>
+      </w:r>
+    </w:p>
+    <w:p>
+      <w:pPr>
+        <w:pStyle w:val="Heading3"/>
+      </w:pPr>
+      <w:r>
+        <w:t>Practice 2: explain the deciding evidence</w:t>
+      </w:r>
+    </w:p>
+    <w:p>
+      <w:r>
+        <w:t>Changed-case practice: Replace the final multiplier 5 with 4 in both expressions. Which conclusion is supported by the supplied facts?</w:t>
+      </w:r>
+    </w:p>
+    <w:p>
+      <w:r>
+        <w:t>1. We can decide the result without examining the changed input or the procedure.</w:t>
+      </w:r>
+    </w:p>
+    <w:p>
+      <w:r>
+        <w:t>2. This one example guarantees correct results for every future input.</w:t>
+      </w:r>
+    </w:p>
+    <w:p>
+      <w:r>
+        <w:t>3. The first result is 11; the grouped result is 20.</w:t>
+      </w:r>
+    </w:p>
+    <w:p>
+      <w:pPr>
+        <w:pStyle w:val="Heading3"/>
+      </w:pPr>
+      <w:r>
+        <w:t>My selected conclusion, deciding fact and explanation</w:t>
+      </w:r>
+    </w:p>
+    <w:p>
+      <w:r>
+        <w:t>________________________________________________________________</w:t>
+      </w:r>
+    </w:p>
+    <w:p>
+      <w:r>
+        <w:t>________________________________________________________________</w:t>
+      </w:r>
+    </w:p>
+    <w:p>
+      <w:r>
+        <w:t>________________________________________________________________</w:t>
+      </w:r>
+    </w:p>
+    <w:p>
+      <w:r>
+        <w:t>________________________________________________________________</w:t>
+      </w:r>
+    </w:p>
+    <w:p>
+      <w:r>
+        <w:t>________________________________________________________________</w:t>
+      </w:r>
+    </w:p>
+    <w:p>
+      <w:r>
+        <w:t>Hint if needed: Use the changed condition and the deciding step in the pictorial trace. The answer must say what follows from those facts.</w:t>
+      </w:r>
+    </w:p>
+    <w:p>
+      <w:r>
+        <w:t>After your attempt, compare with the supported explanation: The first result is 11; the grouped result is 20. 3+2*4=3+8; (3+2)*4=5*4.</w:t>
+      </w:r>
+    </w:p>
+    <w:p>
+      <w:pPr>
+        <w:pStyle w:val="Heading3"/>
+      </w:pPr>
+      <w:r>
+        <w:t>Repair a missing building block</w:t>
+      </w:r>
+    </w:p>
+    <w:p>
+      <w:r>
+        <w:t>Review Values variables and types (python-bridge/2). Goal: Distinguish integer, floating-point, text and Boolean values. Short practice: Predict both print outputs and explain why they differ. Does count+tag work, and what happens to each valid output after count becomes ten?. Return to this week and explain what you changed.</w:t>
+      </w:r>
+    </w:p>
+    <w:p>
+      <w:pPr>
+        <w:pStyle w:val="Heading3"/>
+      </w:pPr>
+      <w:r>
+        <w:t>Predict, run and debug</w:t>
+      </w:r>
+    </w:p>
+    <w:p>
+      <w:r>
+        <w:t>The browser lab lets you edit the supported Python examples already included in this lesson. Predict first, run, inspect the actual output or error, change one input, then run again. Keep code, predictions, actual results and a reasoned revision together. On paper, label your result as a trace rather than an execution.</w:t>
+      </w:r>
+    </w:p>
+    <w:p>
+      <w:pPr>
+        <w:pStyle w:val="Heading3"/>
+      </w:pPr>
+      <w:r>
+        <w:t>Keep your completed work</w:t>
+      </w:r>
+    </w:p>
+    <w:p>
+      <w:r>
+        <w:t>Use Download completed work in the hosted lesson to export your answers, reflections, practice feedback and code-run evidence. Open the HTML copy to read or print it. Drafts stay in this browser when storage is available; clear drafts on a shared device.</w:t>
+      </w:r>
+    </w:p>
+    <w:p>
+      <w:pPr>
+        <w:pStyle w:val="Heading3"/>
+      </w:pPr>
+      <w:r>
+        <w:t>What I repaired, the evidence I kept and the next test</w:t>
+      </w:r>
+    </w:p>
+    <w:p>
+      <w:r>
+        <w:t>________________________________________________________________</w:t>
+      </w:r>
+    </w:p>
+    <w:p>
+      <w:r>
+        <w:t>________________________________________________________________</w:t>
+      </w:r>
+    </w:p>
+    <w:p>
+      <w:r>
+        <w:t>________________________________________________________________</w:t>
+      </w:r>
+    </w:p>
+    <w:p>
+      <w:r>
+        <w:t>________________________________________________________________</w:t>
+      </w:r>
+    </w:p>
+    <w:p>
+      <w:r>
+        <w:t>________________________________________________________________</w:t>
+      </w:r>
+    </w:p>
     <w:sectPr>
       <w:pgSz w:w="12240" w:h="15840"/>
       <w:pgMar w:top="936" w:right="1008" w:bottom="936" w:left="1008" w:header="720" w:footer="720" w:gutter="0"/>

--- a/downloads/workbook/bridge-week-03.docx
+++ b/downloads/workbook/bridge-week-03.docx
@@ -30,6 +30,17 @@
     </w:p>
     <w:p>
       <w:r>
+        <w:t>Record your starting explanation for Expressions and operator order before opening notes. Show any later correction separately.</w:t>
+      </w:r>
+    </w:p>
+    <w:p>
+      <w:pPr>
+        <w:spacing w:line="336" w:lineRule="auto" w:after="180"/>
+      </w:pPr>
+      <w:r>
+        <w:rPr>
+          <w:b w:val="0"/>
+        </w:rPr>
         <w:t>Try the recall before opening notes. Then use a different colour or a labelled second line to correct your explanation.</w:t>
       </w:r>
     </w:p>
@@ -42,7 +53,13 @@
       </w:r>
     </w:p>
     <w:p>
-      <w:r>
+      <w:pPr>
+        <w:spacing w:line="336" w:lineRule="auto" w:after="180"/>
+      </w:pPr>
+      <w:r>
+        <w:rPr>
+          <w:b w:val="0"/>
+        </w:rPr>
         <w:t>Without opening the old lesson, explain one key idea from Values variables and types. Give an example and a mistake that the idea helps you avoid.</w:t>
       </w:r>
     </w:p>
@@ -79,7 +96,54 @@
     </w:p>
     <w:p>
       <w:r>
-        <w:t>Use W2: Predict then test expressions for Expressions and operator order. Record the answer once; the lesson and workbook refer to the same attempt.</w:t>
+        <w:t>Complete the supported Expressions and operator order trace and record the first step you can explain without help.</w:t>
+      </w:r>
+    </w:p>
+    <w:p>
+      <w:pPr>
+        <w:spacing w:line="336" w:lineRule="auto" w:after="180"/>
+      </w:pPr>
+      <w:r>
+        <w:rPr>
+          <w:b w:val="0"/>
+        </w:rPr>
+        <w:t xml:space="preserve">Use W2: Predict then test </w:t>
+      </w:r>
+      <w:r>
+        <w:rPr>
+          <w:b/>
+        </w:rPr>
+        <w:t>expression</w:t>
+      </w:r>
+      <w:r>
+        <w:rPr>
+          <w:b w:val="0"/>
+        </w:rPr>
+        <w:t xml:space="preserve">s for </w:t>
+      </w:r>
+      <w:r>
+        <w:rPr>
+          <w:b/>
+        </w:rPr>
+        <w:t>Expression</w:t>
+      </w:r>
+      <w:r>
+        <w:rPr>
+          <w:b w:val="0"/>
+        </w:rPr>
+        <w:t xml:space="preserve">s and </w:t>
+      </w:r>
+      <w:r>
+        <w:rPr>
+          <w:b/>
+        </w:rPr>
+        <w:t>operator</w:t>
+      </w:r>
+      <w:r>
+        <w:rPr>
+          <w:b w:val="0"/>
+        </w:rPr>
+        <w:t xml:space="preserve"> order. Record the answer once; the lesson and workbook refer to the same attempt.</w:t>
       </w:r>
     </w:p>
     <w:tbl>
@@ -207,7 +271,65 @@
     </w:p>
     <w:p>
       <w:r>
-        <w:t>Use the worked case for Expressions and operator order. Proposed explanation: “All operations are read left to right regardless of precedence”. Decide whether this explanation is supported. Point to the step or supplied fact that decides; explain your repair if needed.</w:t>
+        <w:t>Check the proposed Expressions and operator order explanation against the supplied facts before discussing it.</w:t>
+      </w:r>
+    </w:p>
+    <w:p>
+      <w:pPr>
+        <w:spacing w:line="336" w:lineRule="auto" w:after="180"/>
+      </w:pPr>
+      <w:r>
+        <w:rPr>
+          <w:b w:val="0"/>
+        </w:rPr>
+        <w:t xml:space="preserve">Use the worked case for </w:t>
+      </w:r>
+      <w:r>
+        <w:rPr>
+          <w:b/>
+        </w:rPr>
+        <w:t>Expression</w:t>
+      </w:r>
+      <w:r>
+        <w:rPr>
+          <w:b w:val="0"/>
+        </w:rPr>
+        <w:t xml:space="preserve">s and </w:t>
+      </w:r>
+      <w:r>
+        <w:rPr>
+          <w:b/>
+        </w:rPr>
+        <w:t>operator</w:t>
+      </w:r>
+      <w:r>
+        <w:rPr>
+          <w:b w:val="0"/>
+        </w:rPr>
+        <w:t xml:space="preserve"> order. Proposed explanation: “All operations are read left to right regardless of </w:t>
+      </w:r>
+      <w:r>
+        <w:rPr>
+          <w:b/>
+        </w:rPr>
+        <w:t>precedence</w:t>
+      </w:r>
+      <w:r>
+        <w:rPr>
+          <w:b w:val="0"/>
+        </w:rPr>
+        <w:t>”. Decide whether this explanation is supported.</w:t>
+      </w:r>
+    </w:p>
+    <w:p>
+      <w:pPr>
+        <w:spacing w:line="336" w:lineRule="auto" w:after="180"/>
+      </w:pPr>
+      <w:r>
+        <w:rPr>
+          <w:b w:val="0"/>
+        </w:rPr>
+        <w:t>Point to the step or supplied fact that decides; explain your repair if needed.</w:t>
       </w:r>
     </w:p>
     <w:p>
@@ -247,6 +369,11 @@
       </w:r>
     </w:p>
     <w:p>
+      <w:r>
+        <w:t>Write one first attempt at the reserved independent case before feedback. Repeated copies of that case refer to the same recorded attempt.</w:t>
+      </w:r>
+    </w:p>
+    <w:p>
       <w:pPr>
         <w:pStyle w:val="Heading3"/>
       </w:pPr>
@@ -255,7 +382,14 @@
       </w:r>
     </w:p>
     <w:p>
-      <w:r>
+      <w:pPr>
+        <w:spacing w:line="336" w:lineRule="auto" w:after="180"/>
+        <w:shd w:fill="F5F1FB"/>
+      </w:pPr>
+      <w:r>
+        <w:rPr>
+          <w:b w:val="0"/>
+        </w:rPr>
         <w:t>Predict each line. Explain which calculation groups addition before division. What would (17+5)%5 return, and how do /, // and % differ for the supplied positive integers?</w:t>
       </w:r>
     </w:p>
@@ -317,7 +451,13 @@
       </w:r>
     </w:p>
     <w:p>
-      <w:r>
+      <w:pPr>
+        <w:spacing w:line="336" w:lineRule="auto" w:after="180"/>
+      </w:pPr>
+      <w:r>
+        <w:rPr>
+          <w:b w:val="0"/>
+        </w:rPr>
         <w:t>Attempt this case before feedback. Record any help. Earlier examples below are further practice; a case already practised with feedback cannot establish fresh transfer.</w:t>
       </w:r>
     </w:p>
@@ -331,7 +471,42 @@
     </w:p>
     <w:p>
       <w:r>
-        <w:t>Write an expression for three packs of eight counters plus two loose counters. Explain why adding two within the parentheses for every pack describes a different situation.</w:t>
+        <w:t>State the intended grouping. Apply the supplied Expressions and operator order facts and keep your reasoning.</w:t>
+      </w:r>
+    </w:p>
+    <w:p>
+      <w:pPr>
+        <w:spacing w:line="336" w:lineRule="auto" w:after="180"/>
+      </w:pPr>
+      <w:r>
+        <w:rPr>
+          <w:b w:val="0"/>
+        </w:rPr>
+        <w:t xml:space="preserve">Write an </w:t>
+      </w:r>
+      <w:r>
+        <w:rPr>
+          <w:b/>
+        </w:rPr>
+        <w:t>expression</w:t>
+      </w:r>
+      <w:r>
+        <w:rPr>
+          <w:b w:val="0"/>
+        </w:rPr>
+        <w:t xml:space="preserve"> for three packs of eight counters plus two loose counters. Explain why adding two within the </w:t>
+      </w:r>
+      <w:r>
+        <w:rPr>
+          <w:b/>
+        </w:rPr>
+        <w:t>parentheses</w:t>
+      </w:r>
+      <w:r>
+        <w:rPr>
+          <w:b w:val="0"/>
+        </w:rPr>
+        <w:t xml:space="preserve"> for every pack describes a different situation.</w:t>
       </w:r>
     </w:p>
     <w:p>
@@ -382,6 +557,17 @@
     </w:p>
     <w:p>
       <w:r>
+        <w:t>Predict then test expressions. Apply the supplied Expressions and operator order facts and keep your reasoning.</w:t>
+      </w:r>
+    </w:p>
+    <w:p>
+      <w:pPr>
+        <w:spacing w:line="336" w:lineRule="auto" w:after="180"/>
+      </w:pPr>
+      <w:r>
+        <w:rPr>
+          <w:b w:val="0"/>
+        </w:rPr>
         <w:t>Predict 16 - 5 - 3, 16 - (5 - 3), and 18 / 3 * 2. Write the grouping, run each line and record actual results separately.</w:t>
       </w:r>
     </w:p>
@@ -433,7 +619,30 @@
     </w:p>
     <w:p>
       <w:r>
-        <w:t>For 17 counters in groups of 5, explain /, // and %. Show a multiplication-and-addition check for the complete groups and remainder.</w:t>
+        <w:t>Explain whole groups. Apply the supplied Expressions and operator order facts and keep your reasoning.</w:t>
+      </w:r>
+    </w:p>
+    <w:p>
+      <w:pPr>
+        <w:spacing w:line="336" w:lineRule="auto" w:after="180"/>
+      </w:pPr>
+      <w:r>
+        <w:rPr>
+          <w:b w:val="0"/>
+        </w:rPr>
+        <w:t xml:space="preserve">For 17 counters in groups of 5, explain /, // and %. Show a multiplication-and-addition check for the complete groups and </w:t>
+      </w:r>
+      <w:r>
+        <w:rPr>
+          <w:b/>
+        </w:rPr>
+        <w:t>remainder</w:t>
+      </w:r>
+      <w:r>
+        <w:rPr>
+          <w:b w:val="0"/>
+        </w:rPr>
+        <w:t>.</w:t>
       </w:r>
     </w:p>
     <w:p>
@@ -484,7 +693,42 @@
     </w:p>
     <w:p>
       <w:r>
-        <w:t>Four trays hold six tiles each and five tiles are loose. Write and evaluate the total expression. Then pack the total into complete groups of four and find the remainder. Explain why 4 * (6 + 5) is wrong for this story.</w:t>
+        <w:t>Attempt before feedback. If this repeats the selected independent case, reuse that first attempt; otherwise keep a separate record. Translate a new situation independently. Apply the supplied Expressions and operator order facts and keep your reasoning.</w:t>
+      </w:r>
+    </w:p>
+    <w:p>
+      <w:pPr>
+        <w:spacing w:line="336" w:lineRule="auto" w:after="180"/>
+      </w:pPr>
+      <w:r>
+        <w:rPr>
+          <w:b w:val="0"/>
+        </w:rPr>
+        <w:t xml:space="preserve">Four trays hold six tiles each and five tiles are loose. Write and evaluate the total </w:t>
+      </w:r>
+      <w:r>
+        <w:rPr>
+          <w:b/>
+        </w:rPr>
+        <w:t>expression</w:t>
+      </w:r>
+      <w:r>
+        <w:rPr>
+          <w:b w:val="0"/>
+        </w:rPr>
+        <w:t xml:space="preserve">. Then pack the total into complete groups of four and find the </w:t>
+      </w:r>
+      <w:r>
+        <w:rPr>
+          <w:b/>
+        </w:rPr>
+        <w:t>remainder</w:t>
+      </w:r>
+      <w:r>
+        <w:rPr>
+          <w:b w:val="0"/>
+        </w:rPr>
+        <w:t>. Explain why 4 * (6 + 5) is wrong for this story.</w:t>
       </w:r>
     </w:p>
     <w:p>
@@ -540,7 +784,30 @@
     </w:p>
     <w:p>
       <w:r>
-        <w:t>Explain why a group size of zero must be excluded. State the assumptions that let complete groups and a remainder describe the packing task.</w:t>
+        <w:t>Check a limit. Apply the supplied Expressions and operator order facts and keep your reasoning.</w:t>
+      </w:r>
+    </w:p>
+    <w:p>
+      <w:pPr>
+        <w:spacing w:line="336" w:lineRule="auto" w:after="180"/>
+      </w:pPr>
+      <w:r>
+        <w:rPr>
+          <w:b w:val="0"/>
+        </w:rPr>
+        <w:t xml:space="preserve">Explain why a group size of zero must be excluded. State the assumptions that let complete groups and a </w:t>
+      </w:r>
+      <w:r>
+        <w:rPr>
+          <w:b/>
+        </w:rPr>
+        <w:t>remainder</w:t>
+      </w:r>
+      <w:r>
+        <w:rPr>
+          <w:b w:val="0"/>
+        </w:rPr>
+        <w:t xml:space="preserve"> describe the packing task.</w:t>
       </w:r>
     </w:p>
     <w:p>
@@ -591,7 +858,101 @@
     </w:p>
     <w:p>
       <w:r>
-        <w:t>Add a labelled expressions and operator order evidence sheet to Python readiness portfolio. Show how you can evaluate numeric expressions using python’s grouping rules. Use the supplied fictional case and keep its inputs, intermediate steps, calculation or prediction, and limitation. Connect this record to last week’s record; a matching answer without a trace is insufficient.</w:t>
+        <w:t>Connect Expressions and operator order to Python readiness portfolio, identify a limit and choose the next useful test.</w:t>
+      </w:r>
+    </w:p>
+    <w:p>
+      <w:pPr>
+        <w:spacing w:line="336" w:lineRule="auto" w:after="180"/>
+      </w:pPr>
+      <w:r>
+        <w:rPr>
+          <w:b w:val="0"/>
+        </w:rPr>
+        <w:t xml:space="preserve">Add a labelled </w:t>
+      </w:r>
+      <w:r>
+        <w:rPr>
+          <w:b/>
+        </w:rPr>
+        <w:t>expression</w:t>
+      </w:r>
+      <w:r>
+        <w:rPr>
+          <w:b w:val="0"/>
+        </w:rPr>
+        <w:t xml:space="preserve">s and </w:t>
+      </w:r>
+      <w:r>
+        <w:rPr>
+          <w:b/>
+        </w:rPr>
+        <w:t>operator</w:t>
+      </w:r>
+      <w:r>
+        <w:rPr>
+          <w:b w:val="0"/>
+        </w:rPr>
+        <w:t xml:space="preserve"> order </w:t>
+      </w:r>
+      <w:r>
+        <w:rPr>
+          <w:b/>
+        </w:rPr>
+        <w:t>evidence</w:t>
+      </w:r>
+      <w:r>
+        <w:rPr>
+          <w:b w:val="0"/>
+        </w:rPr>
+        <w:t xml:space="preserve"> sheet to Python readiness portfolio. Show how you can evaluate numeric </w:t>
+      </w:r>
+      <w:r>
+        <w:rPr>
+          <w:b/>
+        </w:rPr>
+        <w:t>expression</w:t>
+      </w:r>
+      <w:r>
+        <w:rPr>
+          <w:b w:val="0"/>
+        </w:rPr>
+        <w:t>s using python’s grouping rules.</w:t>
+      </w:r>
+    </w:p>
+    <w:p>
+      <w:pPr>
+        <w:spacing w:line="336" w:lineRule="auto" w:after="180"/>
+      </w:pPr>
+      <w:r>
+        <w:rPr>
+          <w:b w:val="0"/>
+        </w:rPr>
+        <w:t xml:space="preserve">Use the supplied fictional case and keep its </w:t>
+      </w:r>
+      <w:r>
+        <w:rPr>
+          <w:b/>
+        </w:rPr>
+        <w:t>input</w:t>
+      </w:r>
+      <w:r>
+        <w:rPr>
+          <w:b w:val="0"/>
+        </w:rPr>
+        <w:t xml:space="preserve">s, intermediate steps, calculation or </w:t>
+      </w:r>
+      <w:r>
+        <w:rPr>
+          <w:b/>
+        </w:rPr>
+        <w:t>prediction</w:t>
+      </w:r>
+      <w:r>
+        <w:rPr>
+          <w:b w:val="0"/>
+        </w:rPr>
+        <w:t>, and limitation. Connect this record to last week’s record; a matching answer without a trace is insufficient.</w:t>
       </w:r>
     </w:p>
     <w:p>
@@ -638,6 +999,11 @@
       </w:pPr>
       <w:r>
         <w:t>11. Feedback, return check and learning record</w:t>
+      </w:r>
+    </w:p>
+    <w:p>
+      <w:r>
+        <w:t>Record the first repaired step and a different case to revisit after a delay.</w:t>
       </w:r>
     </w:p>
     <w:tbl>
@@ -777,7 +1143,13 @@
       </w:tr>
     </w:tbl>
     <w:p>
-      <w:r>
+      <w:pPr>
+        <w:spacing w:line="336" w:lineRule="auto" w:after="180"/>
+      </w:pPr>
+      <w:r>
+        <w:rPr>
+          <w:b w:val="0"/>
+        </w:rPr>
         <w:t>Revisit this idea with your teacher after a delay. Familiarity is different from explaining and using it on a changed case.</w:t>
       </w:r>
     </w:p>
@@ -791,12 +1163,59 @@
     </w:p>
     <w:p>
       <w:r>
-        <w:t>Parentheses change an expression. A toy shelf calculator compares adding a fixed cost after multiplication with multiplying an entire group.</w:t>
+        <w:t>Parentheses change an expression. A toy shelf calculator compares adding a fixed cost after multiplication with multiplying an entire group. Explain the labelled step before checking the changed condition.</w:t>
       </w:r>
     </w:p>
     <w:p>
-      <w:r>
-        <w:t>Python 3: print(3+2*5); print((3+2)*5). Inputs are dimensionless for this arithmetic exercise.</w:t>
+      <w:pPr>
+        <w:spacing w:line="336" w:lineRule="auto" w:after="180"/>
+      </w:pPr>
+      <w:r>
+        <w:rPr>
+          <w:b/>
+        </w:rPr>
+        <w:t>Parentheses</w:t>
+      </w:r>
+      <w:r>
+        <w:rPr>
+          <w:b w:val="0"/>
+        </w:rPr>
+        <w:t xml:space="preserve"> change an </w:t>
+      </w:r>
+      <w:r>
+        <w:rPr>
+          <w:b/>
+        </w:rPr>
+        <w:t>expression</w:t>
+      </w:r>
+      <w:r>
+        <w:rPr>
+          <w:b w:val="0"/>
+        </w:rPr>
+        <w:t>. A toy shelf calculator compares adding a fixed cost after multiplication with multiplying an entire group.</w:t>
+      </w:r>
+    </w:p>
+    <w:p>
+      <w:pPr>
+        <w:spacing w:line="336" w:lineRule="auto" w:after="180"/>
+      </w:pPr>
+      <w:r>
+        <w:rPr>
+          <w:b w:val="0"/>
+        </w:rPr>
+        <w:t xml:space="preserve">Python 3: print(3+2*5); print((3+2)*5). </w:t>
+      </w:r>
+      <w:r>
+        <w:rPr>
+          <w:b/>
+        </w:rPr>
+        <w:t>Input</w:t>
+      </w:r>
+      <w:r>
+        <w:rPr>
+          <w:b w:val="0"/>
+        </w:rPr>
+        <w:t>s are dimensionless for this arithmetic exercise.</w:t>
       </w:r>
     </w:p>
     <w:p>
@@ -836,8 +1255,38 @@
       </w:r>
     </w:p>
     <w:p>
-      <w:r>
-        <w:t>Trace the operation order in both expressions. Identify which picture step changes with parentheses and predict both results when the multiplier becomes four.</w:t>
+      <w:pPr>
+        <w:spacing w:line="336" w:lineRule="auto" w:after="180"/>
+      </w:pPr>
+      <w:r>
+        <w:rPr>
+          <w:b w:val="0"/>
+        </w:rPr>
+        <w:t xml:space="preserve">Trace the operation order in both </w:t>
+      </w:r>
+      <w:r>
+        <w:rPr>
+          <w:b/>
+        </w:rPr>
+        <w:t>expression</w:t>
+      </w:r>
+      <w:r>
+        <w:rPr>
+          <w:b w:val="0"/>
+        </w:rPr>
+        <w:t xml:space="preserve">s. Identify which picture step changes with </w:t>
+      </w:r>
+      <w:r>
+        <w:rPr>
+          <w:b/>
+        </w:rPr>
+        <w:t>parentheses</w:t>
+      </w:r>
+      <w:r>
+        <w:rPr>
+          <w:b w:val="0"/>
+        </w:rPr>
+        <w:t xml:space="preserve"> and predict both results when the multiplier becomes four.</w:t>
       </w:r>
     </w:p>
     <w:p>
@@ -879,13 +1328,81 @@
       </w:r>
     </w:p>
     <w:p>
-      <w:r>
-        <w:t>Support used: alone / hint / worked example. This record is practice evidence.</w:t>
+      <w:pPr>
+        <w:pStyle w:val="Heading3"/>
+      </w:pPr>
+      <w:r>
+        <w:t>Record the help used</w:t>
       </w:r>
     </w:p>
     <w:p>
-      <w:r>
-        <w:t>Project connection: For Python readiness before the Responsible Plant Classifier, retain a trace of the values, the predicted outputs and the changed-case explanation. Use actual Python 3 results to check the prediction after reasoning first.</w:t>
+      <w:pPr>
+        <w:spacing w:line="336" w:lineRule="auto" w:after="180"/>
+        <w:shd w:fill="F1F6F8"/>
+      </w:pPr>
+      <w:r>
+        <w:rPr>
+          <w:b w:val="0"/>
+        </w:rPr>
+        <w:t xml:space="preserve">Support used: alone / hint / worked example. This record is practice </w:t>
+      </w:r>
+      <w:r>
+        <w:rPr>
+          <w:b/>
+        </w:rPr>
+        <w:t>evidence</w:t>
+      </w:r>
+      <w:r>
+        <w:rPr>
+          <w:b w:val="0"/>
+        </w:rPr>
+        <w:t>.</w:t>
+      </w:r>
+    </w:p>
+    <w:p>
+      <w:pPr>
+        <w:spacing w:line="336" w:lineRule="auto" w:after="180"/>
+      </w:pPr>
+      <w:r>
+        <w:rPr>
+          <w:b w:val="0"/>
+        </w:rPr>
+        <w:t xml:space="preserve">Project connection: For Python readiness before the Responsible Plant Classifier, retain a trace of the values, the predicted </w:t>
+      </w:r>
+      <w:r>
+        <w:rPr>
+          <w:b/>
+        </w:rPr>
+        <w:t>output</w:t>
+      </w:r>
+      <w:r>
+        <w:rPr>
+          <w:b w:val="0"/>
+        </w:rPr>
+        <w:t>s and the changed-case explanation.</w:t>
+      </w:r>
+    </w:p>
+    <w:p>
+      <w:pPr>
+        <w:spacing w:line="336" w:lineRule="auto" w:after="180"/>
+      </w:pPr>
+      <w:r>
+        <w:rPr>
+          <w:b w:val="0"/>
+        </w:rPr>
+        <w:t xml:space="preserve">Use actual Python 3 results to check the </w:t>
+      </w:r>
+      <w:r>
+        <w:rPr>
+          <w:b/>
+        </w:rPr>
+        <w:t>prediction</w:t>
+      </w:r>
+      <w:r>
+        <w:rPr>
+          <w:b w:val="0"/>
+        </w:rPr>
+        <w:t xml:space="preserve"> after reasoning first.</w:t>
       </w:r>
     </w:p>
     <w:p>
@@ -898,17 +1415,100 @@
     </w:p>
     <w:p>
       <w:r>
-        <w:t>Project: Python readiness portfolio</w:t>
+        <w:t>Keep this week’s input, deciding step, result and limit together in the Python readiness portfolio record.</w:t>
       </w:r>
     </w:p>
     <w:p>
-      <w:r>
-        <w:t>Current milestone: Python readiness portfolio. Keep runnable code, predictions, actual outputs, one repaired error and an explanation of a function on changed inputs.</w:t>
+      <w:pPr>
+        <w:spacing w:line="336" w:lineRule="auto" w:after="180"/>
+      </w:pPr>
+      <w:r>
+        <w:rPr>
+          <w:b w:val="0"/>
+        </w:rPr>
+        <w:t>Project: Python readiness portfolio</w:t>
       </w:r>
     </w:p>
     <w:p>
-      <w:r>
-        <w:t>For Python readiness before the Responsible Plant Classifier, retain a trace of the values, the predicted outputs and the changed-case explanation. Use actual Python 3 results to check the prediction after reasoning first.</w:t>
+      <w:pPr>
+        <w:spacing w:line="336" w:lineRule="auto" w:after="180"/>
+      </w:pPr>
+      <w:r>
+        <w:rPr>
+          <w:b w:val="0"/>
+        </w:rPr>
+        <w:t xml:space="preserve">Current milestone: Python readiness portfolio. Keep runnable code, </w:t>
+      </w:r>
+      <w:r>
+        <w:rPr>
+          <w:b/>
+        </w:rPr>
+        <w:t>prediction</w:t>
+      </w:r>
+      <w:r>
+        <w:rPr>
+          <w:b w:val="0"/>
+        </w:rPr>
+        <w:t xml:space="preserve">s, actual </w:t>
+      </w:r>
+      <w:r>
+        <w:rPr>
+          <w:b/>
+        </w:rPr>
+        <w:t>output</w:t>
+      </w:r>
+      <w:r>
+        <w:rPr>
+          <w:b w:val="0"/>
+        </w:rPr>
+        <w:t xml:space="preserve">s, one repaired error and an explanation of a function on changed </w:t>
+      </w:r>
+      <w:r>
+        <w:rPr>
+          <w:b/>
+        </w:rPr>
+        <w:t>input</w:t>
+      </w:r>
+      <w:r>
+        <w:rPr>
+          <w:b w:val="0"/>
+        </w:rPr>
+        <w:t>s.</w:t>
+      </w:r>
+    </w:p>
+    <w:p>
+      <w:pPr>
+        <w:spacing w:line="336" w:lineRule="auto" w:after="180"/>
+      </w:pPr>
+      <w:r>
+        <w:rPr>
+          <w:b w:val="0"/>
+        </w:rPr>
+        <w:t xml:space="preserve">For Python readiness before the Responsible Plant Classifier, retain a trace of the values, the predicted </w:t>
+      </w:r>
+      <w:r>
+        <w:rPr>
+          <w:b/>
+        </w:rPr>
+        <w:t>output</w:t>
+      </w:r>
+      <w:r>
+        <w:rPr>
+          <w:b w:val="0"/>
+        </w:rPr>
+        <w:t xml:space="preserve">s and the changed-case explanation. Use actual Python 3 results to check the </w:t>
+      </w:r>
+      <w:r>
+        <w:rPr>
+          <w:b/>
+        </w:rPr>
+        <w:t>prediction</w:t>
+      </w:r>
+      <w:r>
+        <w:rPr>
+          <w:b w:val="0"/>
+        </w:rPr>
+        <w:t xml:space="preserve"> after reasoning first.</w:t>
       </w:r>
     </w:p>
     <w:tbl>
@@ -1070,12 +1670,47 @@
     </w:p>
     <w:p>
       <w:r>
-        <w:t>Use this supported practice once, in the browser or on paper. Keep the reserved independent assessment for a separate first attempt before teacher feedback.</w:t>
+        <w:t>Try the supported questions before comparing with hints and feedback. Record what you repaired and the evidence you retained.</w:t>
       </w:r>
     </w:p>
     <w:p>
-      <w:r>
-        <w:t>Parentheses change an expression. A toy shelf calculator compares adding a fixed cost after multiplication with multiplying an entire group.</w:t>
+      <w:pPr>
+        <w:spacing w:line="336" w:lineRule="auto" w:after="180"/>
+      </w:pPr>
+      <w:r>
+        <w:rPr>
+          <w:b w:val="0"/>
+        </w:rPr>
+        <w:t>Use this supported practice once, in the browser or on paper. Keep the reserved independent assessment for a separate first attempt before teacher feedback.</w:t>
+      </w:r>
+    </w:p>
+    <w:p>
+      <w:pPr>
+        <w:spacing w:line="336" w:lineRule="auto" w:after="180"/>
+      </w:pPr>
+      <w:r>
+        <w:rPr>
+          <w:b/>
+        </w:rPr>
+        <w:t>Parentheses</w:t>
+      </w:r>
+      <w:r>
+        <w:rPr>
+          <w:b w:val="0"/>
+        </w:rPr>
+        <w:t xml:space="preserve"> change an </w:t>
+      </w:r>
+      <w:r>
+        <w:rPr>
+          <w:b/>
+        </w:rPr>
+        <w:t>expression</w:t>
+      </w:r>
+      <w:r>
+        <w:rPr>
+          <w:b w:val="0"/>
+        </w:rPr>
+        <w:t>. A toy shelf calculator compares adding a fixed cost after multiplication with multiplying an entire group.</w:t>
       </w:r>
     </w:p>
     <w:p>
@@ -1087,22 +1722,67 @@
       </w:r>
     </w:p>
     <w:p>
-      <w:r>
-        <w:t>Which labelled step matches this detail? Parentheses give 3+2=5 first; multiplying by 5 gives 25.</w:t>
+      <w:pPr>
+        <w:spacing w:line="336" w:lineRule="auto" w:after="180"/>
+      </w:pPr>
+      <w:r>
+        <w:rPr>
+          <w:b w:val="0"/>
+        </w:rPr>
+        <w:t xml:space="preserve">Which labelled step matches this detail? </w:t>
+      </w:r>
+      <w:r>
+        <w:rPr>
+          <w:b/>
+        </w:rPr>
+        <w:t>Parentheses</w:t>
+      </w:r>
+      <w:r>
+        <w:rPr>
+          <w:b w:val="0"/>
+        </w:rPr>
+        <w:t xml:space="preserve"> give 3+2=5 first; multiplying by 5 gives 25.</w:t>
       </w:r>
     </w:p>
     <w:p>
-      <w:r>
+      <w:pPr>
+        <w:spacing w:line="336" w:lineRule="auto" w:after="180"/>
+        <w:shd w:fill="F4F9FC"/>
+      </w:pPr>
+      <w:r>
+        <w:rPr>
+          <w:b w:val="0"/>
+        </w:rPr>
         <w:t>1. Compute grouped result</w:t>
       </w:r>
     </w:p>
     <w:p>
-      <w:r>
-        <w:t>2. Use precedence</w:t>
+      <w:pPr>
+        <w:spacing w:line="336" w:lineRule="auto" w:after="180"/>
+        <w:shd w:fill="F4F9FC"/>
+      </w:pPr>
+      <w:r>
+        <w:rPr>
+          <w:b w:val="0"/>
+        </w:rPr>
+        <w:t xml:space="preserve">2. Use </w:t>
+      </w:r>
+      <w:r>
+        <w:rPr>
+          <w:b/>
+        </w:rPr>
+        <w:t>precedence</w:t>
       </w:r>
     </w:p>
     <w:p>
-      <w:r>
+      <w:pPr>
+        <w:spacing w:line="336" w:lineRule="auto" w:after="180"/>
+        <w:shd w:fill="F4F9FC"/>
+      </w:pPr>
+      <w:r>
+        <w:rPr>
+          <w:b w:val="0"/>
+        </w:rPr>
         <w:t>3. Compute first result</w:t>
       </w:r>
     </w:p>
@@ -1140,13 +1820,23 @@
       </w:r>
     </w:p>
     <w:p>
-      <w:r>
-        <w:t>Hint if needed: Read the steps in the pictorial case. Match the supplied detail to the stage that performs or records it.</w:t>
+      <w:pPr>
+        <w:pStyle w:val="Heading3"/>
+      </w:pPr>
+      <w:r>
+        <w:t>Hint · try first</w:t>
       </w:r>
     </w:p>
     <w:p>
-      <w:r>
-        <w:t>After your attempt, compare with the supported explanation: Compute grouped result Parentheses give 3+2=5 first; multiplying by 5 gives 25. Parentheses explicitly group an operation. Without them, Python multiplication takes priority over addition; the same numerals can therefore describe different procedures.</w:t>
+      <w:pPr>
+        <w:spacing w:line="336" w:lineRule="auto" w:after="180"/>
+        <w:shd w:fill="F1F6F8"/>
+      </w:pPr>
+      <w:r>
+        <w:rPr>
+          <w:b w:val="0"/>
+        </w:rPr>
+        <w:t>Hint if needed: Read the steps in the pictorial case. Match the supplied detail to the stage that performs or records it.</w:t>
       </w:r>
     </w:p>
     <w:p>
@@ -1154,27 +1844,55 @@
         <w:pStyle w:val="Heading3"/>
       </w:pPr>
       <w:r>
-        <w:t>Practice 2: explain the deciding evidence</w:t>
+        <w:t>Feedback · compare after trying</w:t>
       </w:r>
     </w:p>
     <w:p>
-      <w:r>
-        <w:t>Changed-case practice: Replace the final multiplier 5 with 4 in both expressions. Which conclusion is supported by the supplied facts?</w:t>
+      <w:pPr>
+        <w:spacing w:line="336" w:lineRule="auto" w:after="180"/>
+        <w:shd w:fill="F1F6FC"/>
+      </w:pPr>
+      <w:r>
+        <w:rPr>
+          <w:b w:val="0"/>
+        </w:rPr>
+        <w:t xml:space="preserve">After your attempt, compare with the supported explanation: Compute grouped result </w:t>
+      </w:r>
+      <w:r>
+        <w:rPr>
+          <w:b/>
+        </w:rPr>
+        <w:t>Parentheses</w:t>
+      </w:r>
+      <w:r>
+        <w:rPr>
+          <w:b w:val="0"/>
+        </w:rPr>
+        <w:t xml:space="preserve"> give 3+2=5 first; multiplying by 5 gives 25. </w:t>
+      </w:r>
+      <w:r>
+        <w:rPr>
+          <w:b/>
+        </w:rPr>
+        <w:t>Parentheses</w:t>
+      </w:r>
+      <w:r>
+        <w:rPr>
+          <w:b w:val="0"/>
+        </w:rPr>
+        <w:t xml:space="preserve"> explicitly group an operation.</w:t>
       </w:r>
     </w:p>
     <w:p>
-      <w:r>
-        <w:t>1. We can decide the result without examining the changed input or the procedure.</w:t>
-      </w:r>
-    </w:p>
-    <w:p>
-      <w:r>
-        <w:t>2. This one example guarantees correct results for every future input.</w:t>
-      </w:r>
-    </w:p>
-    <w:p>
-      <w:r>
-        <w:t>3. The first result is 11; the grouped result is 20.</w:t>
+      <w:pPr>
+        <w:spacing w:line="336" w:lineRule="auto" w:after="180"/>
+        <w:shd w:fill="F1F6FC"/>
+      </w:pPr>
+      <w:r>
+        <w:rPr>
+          <w:b w:val="0"/>
+        </w:rPr>
+        <w:t>Without them, Python multiplication takes priority over addition; the same numerals can therefore describe different procedures.</w:t>
       </w:r>
     </w:p>
     <w:p>
@@ -1182,42 +1900,7 @@
         <w:pStyle w:val="Heading3"/>
       </w:pPr>
       <w:r>
-        <w:t>My selected conclusion, deciding fact and explanation</w:t>
-      </w:r>
-    </w:p>
-    <w:p>
-      <w:r>
-        <w:t>________________________________________________________________</w:t>
-      </w:r>
-    </w:p>
-    <w:p>
-      <w:r>
-        <w:t>________________________________________________________________</w:t>
-      </w:r>
-    </w:p>
-    <w:p>
-      <w:r>
-        <w:t>________________________________________________________________</w:t>
-      </w:r>
-    </w:p>
-    <w:p>
-      <w:r>
-        <w:t>________________________________________________________________</w:t>
-      </w:r>
-    </w:p>
-    <w:p>
-      <w:r>
-        <w:t>________________________________________________________________</w:t>
-      </w:r>
-    </w:p>
-    <w:p>
-      <w:r>
-        <w:t>Hint if needed: Use the changed condition and the deciding step in the pictorial trace. The answer must say what follows from those facts.</w:t>
-      </w:r>
-    </w:p>
-    <w:p>
-      <w:r>
-        <w:t>After your attempt, compare with the supported explanation: The first result is 11; the grouped result is 20. 3+2*4=3+8; (3+2)*4=5*4.</w:t>
+        <w:t>Practice 2: explain the deciding evidence</w:t>
       </w:r>
     </w:p>
     <w:p>
@@ -1225,12 +1908,91 @@
         <w:pStyle w:val="Heading3"/>
       </w:pPr>
       <w:r>
-        <w:t>Repair a missing building block</w:t>
+        <w:t>Changed case · predict first</w:t>
       </w:r>
     </w:p>
     <w:p>
-      <w:r>
-        <w:t>Review Values variables and types (python-bridge/2). Goal: Distinguish integer, floating-point, text and Boolean values. Short practice: Predict both print outputs and explain why they differ. Does count+tag work, and what happens to each valid output after count becomes ten?. Return to this week and explain what you changed.</w:t>
+      <w:pPr>
+        <w:spacing w:line="336" w:lineRule="auto" w:after="180"/>
+        <w:shd w:fill="F5F1FB"/>
+      </w:pPr>
+      <w:r>
+        <w:rPr>
+          <w:b w:val="0"/>
+        </w:rPr>
+        <w:t xml:space="preserve">Changed-case practice: Replace the final multiplier 5 with 4 in both </w:t>
+      </w:r>
+      <w:r>
+        <w:rPr>
+          <w:b/>
+        </w:rPr>
+        <w:t>expression</w:t>
+      </w:r>
+      <w:r>
+        <w:rPr>
+          <w:b w:val="0"/>
+        </w:rPr>
+        <w:t>s. Which conclusion is supported by the supplied facts?</w:t>
+      </w:r>
+    </w:p>
+    <w:p>
+      <w:pPr>
+        <w:spacing w:line="336" w:lineRule="auto" w:after="180"/>
+        <w:shd w:fill="F4F9FC"/>
+      </w:pPr>
+      <w:r>
+        <w:rPr>
+          <w:b w:val="0"/>
+        </w:rPr>
+        <w:t xml:space="preserve">1. We can decide the result without examining the changed </w:t>
+      </w:r>
+      <w:r>
+        <w:rPr>
+          <w:b/>
+        </w:rPr>
+        <w:t>input</w:t>
+      </w:r>
+      <w:r>
+        <w:rPr>
+          <w:b w:val="0"/>
+        </w:rPr>
+        <w:t xml:space="preserve"> or the procedure.</w:t>
+      </w:r>
+    </w:p>
+    <w:p>
+      <w:pPr>
+        <w:spacing w:line="336" w:lineRule="auto" w:after="180"/>
+        <w:shd w:fill="F4F9FC"/>
+      </w:pPr>
+      <w:r>
+        <w:rPr>
+          <w:b w:val="0"/>
+        </w:rPr>
+        <w:t xml:space="preserve">2. This one example guarantees correct results for every future </w:t>
+      </w:r>
+      <w:r>
+        <w:rPr>
+          <w:b/>
+        </w:rPr>
+        <w:t>input</w:t>
+      </w:r>
+      <w:r>
+        <w:rPr>
+          <w:b w:val="0"/>
+        </w:rPr>
+        <w:t>.</w:t>
+      </w:r>
+    </w:p>
+    <w:p>
+      <w:pPr>
+        <w:spacing w:line="336" w:lineRule="auto" w:after="180"/>
+        <w:shd w:fill="F4F9FC"/>
+      </w:pPr>
+      <w:r>
+        <w:rPr>
+          <w:b w:val="0"/>
+        </w:rPr>
+        <w:t>3. The first result is 11; the grouped result is 20.</w:t>
       </w:r>
     </w:p>
     <w:p>
@@ -1238,12 +2000,32 @@
         <w:pStyle w:val="Heading3"/>
       </w:pPr>
       <w:r>
-        <w:t>Predict, run and debug</w:t>
+        <w:t>My selected conclusion, deciding fact and explanation</w:t>
       </w:r>
     </w:p>
     <w:p>
       <w:r>
-        <w:t>The browser lab lets you edit the supported Python examples already included in this lesson. Predict first, run, inspect the actual output or error, change one input, then run again. Keep code, predictions, actual results and a reasoned revision together. On paper, label your result as a trace rather than an execution.</w:t>
+        <w:t>________________________________________________________________</w:t>
+      </w:r>
+    </w:p>
+    <w:p>
+      <w:r>
+        <w:t>________________________________________________________________</w:t>
+      </w:r>
+    </w:p>
+    <w:p>
+      <w:r>
+        <w:t>________________________________________________________________</w:t>
+      </w:r>
+    </w:p>
+    <w:p>
+      <w:r>
+        <w:t>________________________________________________________________</w:t>
+      </w:r>
+    </w:p>
+    <w:p>
+      <w:r>
+        <w:t>________________________________________________________________</w:t>
       </w:r>
     </w:p>
     <w:p>
@@ -1251,12 +2033,19 @@
         <w:pStyle w:val="Heading3"/>
       </w:pPr>
       <w:r>
-        <w:t>Keep your completed work</w:t>
+        <w:t>Hint · try first</w:t>
       </w:r>
     </w:p>
     <w:p>
-      <w:r>
-        <w:t>Use Download completed work in the hosted lesson to export your answers, reflections, practice feedback and code-run evidence. Open the HTML copy to read or print it. Drafts stay in this browser when storage is available; clear drafts on a shared device.</w:t>
+      <w:pPr>
+        <w:spacing w:line="336" w:lineRule="auto" w:after="180"/>
+        <w:shd w:fill="F1F6F8"/>
+      </w:pPr>
+      <w:r>
+        <w:rPr>
+          <w:b w:val="0"/>
+        </w:rPr>
+        <w:t>Hint if needed: Use the changed condition and the deciding step in the pictorial trace. The answer must say what follows from those facts.</w:t>
       </w:r>
     </w:p>
     <w:p>
@@ -1264,12 +2053,1018 @@
         <w:pStyle w:val="Heading3"/>
       </w:pPr>
       <w:r>
-        <w:t>What I repaired, the evidence I kept and the next test</w:t>
+        <w:t>Feedback · compare after trying</w:t>
       </w:r>
     </w:p>
     <w:p>
+      <w:pPr>
+        <w:spacing w:line="336" w:lineRule="auto" w:after="180"/>
+        <w:shd w:fill="F1F6FC"/>
+      </w:pPr>
+      <w:r>
+        <w:rPr>
+          <w:b w:val="0"/>
+        </w:rPr>
+        <w:t>After your attempt, compare with the supported explanation: The first result is 11; the grouped result is 20. 3+2*4=3+8; (3+2)*4=5*4.</w:t>
+      </w:r>
+    </w:p>
+    <w:p>
+      <w:pPr>
+        <w:pStyle w:val="Heading3"/>
+      </w:pPr>
+      <w:r>
+        <w:t>Repair a missing building block</w:t>
+      </w:r>
+    </w:p>
+    <w:p>
+      <w:pPr>
+        <w:spacing w:line="336" w:lineRule="auto" w:after="180"/>
+      </w:pPr>
+      <w:r>
+        <w:rPr>
+          <w:b w:val="0"/>
+        </w:rPr>
+        <w:t xml:space="preserve">Review Values variables and types (python-bridge/2). Goal: Distinguish integer, floating-point, text and Boolean values. Short practice: Predict both print </w:t>
+      </w:r>
+      <w:r>
+        <w:rPr>
+          <w:b/>
+        </w:rPr>
+        <w:t>output</w:t>
+      </w:r>
+      <w:r>
+        <w:rPr>
+          <w:b w:val="0"/>
+        </w:rPr>
+        <w:t>s and explain why they differ.</w:t>
+      </w:r>
+    </w:p>
+    <w:p>
+      <w:pPr>
+        <w:spacing w:line="336" w:lineRule="auto" w:after="180"/>
+      </w:pPr>
+      <w:r>
+        <w:rPr>
+          <w:b w:val="0"/>
+        </w:rPr>
+        <w:t xml:space="preserve">Does count+tag work, and what happens to each valid </w:t>
+      </w:r>
+      <w:r>
+        <w:rPr>
+          <w:b/>
+        </w:rPr>
+        <w:t>output</w:t>
+      </w:r>
+      <w:r>
+        <w:rPr>
+          <w:b w:val="0"/>
+        </w:rPr>
+        <w:t xml:space="preserve"> after count becomes ten?. Return to this week and explain what you changed.</w:t>
+      </w:r>
+    </w:p>
+    <w:p>
+      <w:pPr>
+        <w:pStyle w:val="Heading3"/>
+      </w:pPr>
+      <w:r>
+        <w:t>Predict, run and debug</w:t>
+      </w:r>
+    </w:p>
+    <w:p>
+      <w:pPr>
+        <w:spacing w:line="336" w:lineRule="auto" w:after="180"/>
+      </w:pPr>
+      <w:r>
+        <w:rPr>
+          <w:b w:val="0"/>
+        </w:rPr>
+        <w:t xml:space="preserve">The browser lab lets you edit the supported Python examples already included in this lesson. Predict first, run, inspect the actual </w:t>
+      </w:r>
+      <w:r>
+        <w:rPr>
+          <w:b/>
+        </w:rPr>
+        <w:t>output</w:t>
+      </w:r>
+      <w:r>
+        <w:rPr>
+          <w:b w:val="0"/>
+        </w:rPr>
+        <w:t xml:space="preserve"> or error, change one </w:t>
+      </w:r>
+      <w:r>
+        <w:rPr>
+          <w:b/>
+        </w:rPr>
+        <w:t>input</w:t>
+      </w:r>
+      <w:r>
+        <w:rPr>
+          <w:b w:val="0"/>
+        </w:rPr>
+        <w:t>, then run again.</w:t>
+      </w:r>
+    </w:p>
+    <w:p>
+      <w:pPr>
+        <w:spacing w:line="336" w:lineRule="auto" w:after="180"/>
+      </w:pPr>
+      <w:r>
+        <w:rPr>
+          <w:b w:val="0"/>
+        </w:rPr>
+        <w:t xml:space="preserve">Keep code, </w:t>
+      </w:r>
+      <w:r>
+        <w:rPr>
+          <w:b/>
+        </w:rPr>
+        <w:t>prediction</w:t>
+      </w:r>
+      <w:r>
+        <w:rPr>
+          <w:b w:val="0"/>
+        </w:rPr>
+        <w:t>s, actual results and a reasoned revision together. On paper, label your result as a trace rather than an execution.</w:t>
+      </w:r>
+    </w:p>
+    <w:p>
+      <w:pPr>
+        <w:pStyle w:val="Heading3"/>
+      </w:pPr>
+      <w:r>
+        <w:t>Keep your completed work</w:t>
+      </w:r>
+    </w:p>
+    <w:p>
+      <w:pPr>
+        <w:spacing w:line="336" w:lineRule="auto" w:after="180"/>
+      </w:pPr>
+      <w:r>
+        <w:rPr>
+          <w:b w:val="0"/>
+        </w:rPr>
+        <w:t xml:space="preserve">Use Download completed work in the hosted lesson to export your answers, reflections, practice feedback and code-run </w:t>
+      </w:r>
+      <w:r>
+        <w:rPr>
+          <w:b/>
+        </w:rPr>
+        <w:t>evidence</w:t>
+      </w:r>
+      <w:r>
+        <w:rPr>
+          <w:b w:val="0"/>
+        </w:rPr>
+        <w:t>. Open the HTML copy to read or print it.</w:t>
+      </w:r>
+    </w:p>
+    <w:p>
+      <w:pPr>
+        <w:spacing w:line="336" w:lineRule="auto" w:after="180"/>
+      </w:pPr>
+      <w:r>
+        <w:rPr>
+          <w:b w:val="0"/>
+        </w:rPr>
+        <w:t>Drafts stay in this browser when storage is available; clear drafts on a shared device.</w:t>
+      </w:r>
+    </w:p>
+    <w:p>
+      <w:pPr>
+        <w:pStyle w:val="Heading3"/>
+      </w:pPr>
+      <w:r>
+        <w:t>What I repaired, the evidence I kept and the next test</w:t>
+      </w:r>
+    </w:p>
+    <w:p>
       <w:r>
         <w:t>________________________________________________________________</w:t>
+      </w:r>
+    </w:p>
+    <w:p>
+      <w:r>
+        <w:t>________________________________________________________________</w:t>
+      </w:r>
+    </w:p>
+    <w:p>
+      <w:r>
+        <w:t>________________________________________________________________</w:t>
+      </w:r>
+    </w:p>
+    <w:p>
+      <w:r>
+        <w:t>________________________________________________________________</w:t>
+      </w:r>
+    </w:p>
+    <w:p>
+      <w:r>
+        <w:t>________________________________________________________________</w:t>
+      </w:r>
+    </w:p>
+    <w:p>
+      <w:pPr>
+        <w:pStyle w:val="Heading1"/>
+      </w:pPr>
+      <w:r>
+        <w:t>15. Visual concept journey</w:t>
+      </w:r>
+    </w:p>
+    <w:p>
+      <w:r>
+        <w:t>Explain each Expressions and operator order picture from its labels, then record a relevant limit.</w:t>
+      </w:r>
+    </w:p>
+    <w:p>
+      <w:pPr>
+        <w:pStyle w:val="Heading3"/>
+      </w:pPr>
+      <w:r>
+        <w:t>01. Expressions and operator order: the case</w:t>
+      </w:r>
+    </w:p>
+    <w:p>
+      <w:r>
+        <w:drawing>
+          <wp:inline xmlns:a="http://schemas.openxmlformats.org/drawingml/2006/main" xmlns:pic="http://schemas.openxmlformats.org/drawingml/2006/picture">
+            <wp:extent cx="5486400" cy="2834640"/>
+            <wp:docPr id="2" name="Picture 2" descr="Parentheses change an expression. A toy shelf calculator compares adding a fixed cost after multiplication with multiplying an entire group. Supplied facts: Python 3: print(3+2*5); print((3+2)*5). Inputs are dimensionless for this arithmetic exercise."/>
+            <wp:cNvGraphicFramePr>
+              <a:graphicFrameLocks noChangeAspect="1"/>
+            </wp:cNvGraphicFramePr>
+            <a:graphic>
+              <a:graphicData uri="http://schemas.openxmlformats.org/drawingml/2006/picture">
+                <pic:pic>
+                  <pic:nvPicPr>
+                    <pic:cNvPr id="0" name="academy-story-python-bridge-3-01.png"/>
+                    <pic:cNvPicPr/>
+                  </pic:nvPicPr>
+                  <pic:blipFill>
+                    <a:blip r:embed="rId10"/>
+                    <a:stretch>
+                      <a:fillRect/>
+                    </a:stretch>
+                  </pic:blipFill>
+                  <pic:spPr>
+                    <a:xfrm>
+                      <a:off x="0" y="0"/>
+                      <a:ext cx="5486400" cy="2834640"/>
+                    </a:xfrm>
+                    <a:prstGeom prst="rect"/>
+                  </pic:spPr>
+                </pic:pic>
+              </a:graphicData>
+            </a:graphic>
+          </wp:inline>
+        </w:drawing>
+      </w:r>
+    </w:p>
+    <w:p>
+      <w:pPr>
+        <w:spacing w:line="336" w:lineRule="auto" w:after="180"/>
+      </w:pPr>
+      <w:r>
+        <w:rPr>
+          <w:b/>
+        </w:rPr>
+        <w:t>Parentheses</w:t>
+      </w:r>
+      <w:r>
+        <w:rPr>
+          <w:b w:val="0"/>
+        </w:rPr>
+        <w:t xml:space="preserve"> change an </w:t>
+      </w:r>
+      <w:r>
+        <w:rPr>
+          <w:b/>
+        </w:rPr>
+        <w:t>expression</w:t>
+      </w:r>
+      <w:r>
+        <w:rPr>
+          <w:b w:val="0"/>
+        </w:rPr>
+        <w:t>. A toy shelf calculator compares adding a fixed cost after multiplication with multiplying an entire group. Supplied facts: Python 3: print(3+2*5); print((3+2)*5).</w:t>
+      </w:r>
+    </w:p>
+    <w:p>
+      <w:pPr>
+        <w:spacing w:line="336" w:lineRule="auto" w:after="180"/>
+      </w:pPr>
+      <w:r>
+        <w:rPr>
+          <w:b/>
+        </w:rPr>
+        <w:t>Input</w:t>
+      </w:r>
+      <w:r>
+        <w:rPr>
+          <w:b w:val="0"/>
+        </w:rPr>
+        <w:t>s are dimensionless for this arithmetic exercise.</w:t>
+      </w:r>
+    </w:p>
+    <w:p>
+      <w:pPr>
+        <w:spacing w:line="336" w:lineRule="auto" w:after="180"/>
+        <w:shd w:fill="F5F1FB"/>
+      </w:pPr>
+      <w:r>
+        <w:rPr>
+          <w:b w:val="0"/>
+        </w:rPr>
+        <w:t>Point to the given fact that matters most. Explain why it matters.</w:t>
+      </w:r>
+    </w:p>
+    <w:p>
+      <w:pPr>
+        <w:pStyle w:val="Heading3"/>
+      </w:pPr>
+      <w:r>
+        <w:t>My picture explanation, deciding evidence and one limit</w:t>
+      </w:r>
+    </w:p>
+    <w:p>
+      <w:r>
+        <w:t>________________________________________________________________</w:t>
+      </w:r>
+    </w:p>
+    <w:p>
+      <w:r>
+        <w:t>________________________________________________________________</w:t>
+      </w:r>
+    </w:p>
+    <w:p>
+      <w:r>
+        <w:t>________________________________________________________________</w:t>
+      </w:r>
+    </w:p>
+    <w:p>
+      <w:r>
+        <w:t>________________________________________________________________</w:t>
+      </w:r>
+    </w:p>
+    <w:p>
+      <w:pPr>
+        <w:pStyle w:val="Heading3"/>
+      </w:pPr>
+      <w:r>
+        <w:t>02. Follow the deciding steps</w:t>
+      </w:r>
+    </w:p>
+    <w:p>
+      <w:r>
+        <w:drawing>
+          <wp:inline xmlns:a="http://schemas.openxmlformats.org/drawingml/2006/main" xmlns:pic="http://schemas.openxmlformats.org/drawingml/2006/picture">
+            <wp:extent cx="5486400" cy="3182112"/>
+            <wp:docPr id="3" name="Picture 3" descr="Use precedence: In 3+2*5, multiplication happens first. → Compute first result: 2*5 is 10; adding 3 gives 13. → Compute grouped result: Parentheses give 3+2=5 first; multiplying by 5 gives 25."/>
+            <wp:cNvGraphicFramePr>
+              <a:graphicFrameLocks noChangeAspect="1"/>
+            </wp:cNvGraphicFramePr>
+            <a:graphic>
+              <a:graphicData uri="http://schemas.openxmlformats.org/drawingml/2006/picture">
+                <pic:pic>
+                  <pic:nvPicPr>
+                    <pic:cNvPr id="0" name="academy-story-python-bridge-3-02.png"/>
+                    <pic:cNvPicPr/>
+                  </pic:nvPicPr>
+                  <pic:blipFill>
+                    <a:blip r:embed="rId11"/>
+                    <a:stretch>
+                      <a:fillRect/>
+                    </a:stretch>
+                  </pic:blipFill>
+                  <pic:spPr>
+                    <a:xfrm>
+                      <a:off x="0" y="0"/>
+                      <a:ext cx="5486400" cy="3182112"/>
+                    </a:xfrm>
+                    <a:prstGeom prst="rect"/>
+                  </pic:spPr>
+                </pic:pic>
+              </a:graphicData>
+            </a:graphic>
+          </wp:inline>
+        </w:drawing>
+      </w:r>
+    </w:p>
+    <w:p>
+      <w:pPr>
+        <w:spacing w:line="336" w:lineRule="auto" w:after="180"/>
+      </w:pPr>
+      <w:r>
+        <w:rPr>
+          <w:b w:val="0"/>
+        </w:rPr>
+        <w:t xml:space="preserve">Use </w:t>
+      </w:r>
+      <w:r>
+        <w:rPr>
+          <w:b/>
+        </w:rPr>
+        <w:t>precedence</w:t>
+      </w:r>
+      <w:r>
+        <w:rPr>
+          <w:b w:val="0"/>
+        </w:rPr>
+        <w:t xml:space="preserve">: In 3+2*5, multiplication happens first. → Compute first result: 2*5 is 10; adding 3 gives 13. → Compute grouped result: </w:t>
+      </w:r>
+      <w:r>
+        <w:rPr>
+          <w:b/>
+        </w:rPr>
+        <w:t>Parentheses</w:t>
+      </w:r>
+      <w:r>
+        <w:rPr>
+          <w:b w:val="0"/>
+        </w:rPr>
+        <w:t xml:space="preserve"> give 3+2=5 first; multiplying by 5 gives 25.</w:t>
+      </w:r>
+    </w:p>
+    <w:p>
+      <w:pPr>
+        <w:spacing w:line="336" w:lineRule="auto" w:after="180"/>
+        <w:shd w:fill="F5F1FB"/>
+      </w:pPr>
+      <w:r>
+        <w:rPr>
+          <w:b w:val="0"/>
+        </w:rPr>
+        <w:t xml:space="preserve">Point to each numbered stage and explain which recorded </w:t>
+      </w:r>
+      <w:r>
+        <w:rPr>
+          <w:b/>
+        </w:rPr>
+        <w:t>input</w:t>
+      </w:r>
+      <w:r>
+        <w:rPr>
+          <w:b w:val="0"/>
+        </w:rPr>
+        <w:t xml:space="preserve"> it uses.</w:t>
+      </w:r>
+    </w:p>
+    <w:p>
+      <w:pPr>
+        <w:pStyle w:val="Heading3"/>
+      </w:pPr>
+      <w:r>
+        <w:t>My picture explanation, deciding evidence and one limit</w:t>
+      </w:r>
+    </w:p>
+    <w:p>
+      <w:r>
+        <w:t>________________________________________________________________</w:t>
+      </w:r>
+    </w:p>
+    <w:p>
+      <w:r>
+        <w:t>________________________________________________________________</w:t>
+      </w:r>
+    </w:p>
+    <w:p>
+      <w:r>
+        <w:t>________________________________________________________________</w:t>
+      </w:r>
+    </w:p>
+    <w:p>
+      <w:r>
+        <w:t>________________________________________________________________</w:t>
+      </w:r>
+    </w:p>
+    <w:p>
+      <w:pPr>
+        <w:pStyle w:val="Heading3"/>
+      </w:pPr>
+      <w:r>
+        <w:t>03. Two expressions with different meanings</w:t>
+      </w:r>
+    </w:p>
+    <w:p>
+      <w:r>
+        <w:drawing>
+          <wp:inline xmlns:a="http://schemas.openxmlformats.org/drawingml/2006/main" xmlns:pic="http://schemas.openxmlformats.org/drawingml/2006/picture">
+            <wp:extent cx="5486400" cy="2834640"/>
+            <wp:docPr id="4" name="Picture 4" descr="Two expressions with different meanings. 3 * 8 + 2 | 3 * 8 is 24 | 24 + 2 is 26. 3 * (8 + 2) | 8 + 2 is 10 | 3 * 10 is 30. (3 * 8) + 2 | 3 * 8 is 24 | 24 + 2 is 26"/>
+            <wp:cNvGraphicFramePr>
+              <a:graphicFrameLocks noChangeAspect="1"/>
+            </wp:cNvGraphicFramePr>
+            <a:graphic>
+              <a:graphicData uri="http://schemas.openxmlformats.org/drawingml/2006/picture">
+                <pic:pic>
+                  <pic:nvPicPr>
+                    <pic:cNvPr id="0" name="academy-story-python-bridge-3-03.png"/>
+                    <pic:cNvPicPr/>
+                  </pic:nvPicPr>
+                  <pic:blipFill>
+                    <a:blip r:embed="rId12"/>
+                    <a:stretch>
+                      <a:fillRect/>
+                    </a:stretch>
+                  </pic:blipFill>
+                  <pic:spPr>
+                    <a:xfrm>
+                      <a:off x="0" y="0"/>
+                      <a:ext cx="5486400" cy="2834640"/>
+                    </a:xfrm>
+                    <a:prstGeom prst="rect"/>
+                  </pic:spPr>
+                </pic:pic>
+              </a:graphicData>
+            </a:graphic>
+          </wp:inline>
+        </w:drawing>
+      </w:r>
+    </w:p>
+    <w:p>
+      <w:pPr>
+        <w:spacing w:line="336" w:lineRule="auto" w:after="180"/>
+      </w:pPr>
+      <w:r>
+        <w:rPr>
+          <w:b w:val="0"/>
+        </w:rPr>
+        <w:t xml:space="preserve">Two </w:t>
+      </w:r>
+      <w:r>
+        <w:rPr>
+          <w:b/>
+        </w:rPr>
+        <w:t>expression</w:t>
+      </w:r>
+      <w:r>
+        <w:rPr>
+          <w:b w:val="0"/>
+        </w:rPr>
+        <w:t>s with different meanings. 3 * 8 + 2 | 3 * 8 is 24 | 24 + 2 is 26. 3 * (8 + 2) | 8 + 2 is 10 | 3 * 10 is 30. (3 * 8) + 2 | 3 * 8 is 24 | 24 + 2 is 26</w:t>
+      </w:r>
+    </w:p>
+    <w:p>
+      <w:pPr>
+        <w:spacing w:line="336" w:lineRule="auto" w:after="180"/>
+        <w:shd w:fill="F5F1FB"/>
+      </w:pPr>
+      <w:r>
+        <w:rPr>
+          <w:b w:val="0"/>
+        </w:rPr>
+        <w:t>Read the labels and values. Explain the relationship the model shows.</w:t>
+      </w:r>
+    </w:p>
+    <w:p>
+      <w:pPr>
+        <w:pStyle w:val="Heading3"/>
+      </w:pPr>
+      <w:r>
+        <w:t>My picture explanation, deciding evidence and one limit</w:t>
+      </w:r>
+    </w:p>
+    <w:p>
+      <w:r>
+        <w:t>________________________________________________________________</w:t>
+      </w:r>
+    </w:p>
+    <w:p>
+      <w:r>
+        <w:t>________________________________________________________________</w:t>
+      </w:r>
+    </w:p>
+    <w:p>
+      <w:r>
+        <w:t>________________________________________________________________</w:t>
+      </w:r>
+    </w:p>
+    <w:p>
+      <w:r>
+        <w:t>________________________________________________________________</w:t>
+      </w:r>
+    </w:p>
+    <w:p>
+      <w:pPr>
+        <w:pStyle w:val="Heading3"/>
+      </w:pPr>
+      <w:r>
+        <w:t>04. Change one thing. Trace what follows.</w:t>
+      </w:r>
+    </w:p>
+    <w:p>
+      <w:r>
+        <w:drawing>
+          <wp:inline xmlns:a="http://schemas.openxmlformats.org/drawingml/2006/main" xmlns:pic="http://schemas.openxmlformats.org/drawingml/2006/picture">
+            <wp:extent cx="5486400" cy="3026664"/>
+            <wp:docPr id="5" name="Picture 5" descr="Original case: Parentheses give 3+2=5 first; multiplying by 5 gives 25. Changed condition: Replace the final multiplier 5 with 4 in both expressions. Expected result: The first result is 11; the grouped result is 20. Reason: 3+2*4=3+8; (3+2)*4=5*4."/>
+            <wp:cNvGraphicFramePr>
+              <a:graphicFrameLocks noChangeAspect="1"/>
+            </wp:cNvGraphicFramePr>
+            <a:graphic>
+              <a:graphicData uri="http://schemas.openxmlformats.org/drawingml/2006/picture">
+                <pic:pic>
+                  <pic:nvPicPr>
+                    <pic:cNvPr id="0" name="academy-story-python-bridge-3-04.png"/>
+                    <pic:cNvPicPr/>
+                  </pic:nvPicPr>
+                  <pic:blipFill>
+                    <a:blip r:embed="rId13"/>
+                    <a:stretch>
+                      <a:fillRect/>
+                    </a:stretch>
+                  </pic:blipFill>
+                  <pic:spPr>
+                    <a:xfrm>
+                      <a:off x="0" y="0"/>
+                      <a:ext cx="5486400" cy="3026664"/>
+                    </a:xfrm>
+                    <a:prstGeom prst="rect"/>
+                  </pic:spPr>
+                </pic:pic>
+              </a:graphicData>
+            </a:graphic>
+          </wp:inline>
+        </w:drawing>
+      </w:r>
+    </w:p>
+    <w:p>
+      <w:pPr>
+        <w:spacing w:line="336" w:lineRule="auto" w:after="180"/>
+      </w:pPr>
+      <w:r>
+        <w:rPr>
+          <w:b w:val="0"/>
+        </w:rPr>
+        <w:t xml:space="preserve">Original case: </w:t>
+      </w:r>
+      <w:r>
+        <w:rPr>
+          <w:b/>
+        </w:rPr>
+        <w:t>Parentheses</w:t>
+      </w:r>
+      <w:r>
+        <w:rPr>
+          <w:b w:val="0"/>
+        </w:rPr>
+        <w:t xml:space="preserve"> give 3+2=5 first; multiplying by 5 gives 25. Changed condition: Replace the final multiplier 5 with 4 in both </w:t>
+      </w:r>
+      <w:r>
+        <w:rPr>
+          <w:b/>
+        </w:rPr>
+        <w:t>expression</w:t>
+      </w:r>
+      <w:r>
+        <w:rPr>
+          <w:b w:val="0"/>
+        </w:rPr>
+        <w:t>s. Expected result: The first result is 11; the grouped result is 20.</w:t>
+      </w:r>
+    </w:p>
+    <w:p>
+      <w:pPr>
+        <w:spacing w:line="336" w:lineRule="auto" w:after="180"/>
+      </w:pPr>
+      <w:r>
+        <w:rPr>
+          <w:b w:val="0"/>
+        </w:rPr>
+        <w:t>Reason: 3+2*4=3+8; (3+2)*4=5*4.</w:t>
+      </w:r>
+    </w:p>
+    <w:p>
+      <w:pPr>
+        <w:spacing w:line="336" w:lineRule="auto" w:after="180"/>
+        <w:shd w:fill="F5F1FB"/>
+      </w:pPr>
+      <w:r>
+        <w:rPr>
+          <w:b w:val="0"/>
+        </w:rPr>
+        <w:t>Predict before checking the worked changed-case result. Name what changed and what the supplied facts allow you to conclude.</w:t>
+      </w:r>
+    </w:p>
+    <w:p>
+      <w:pPr>
+        <w:pStyle w:val="Heading3"/>
+      </w:pPr>
+      <w:r>
+        <w:t>My picture explanation, deciding evidence and one limit</w:t>
+      </w:r>
+    </w:p>
+    <w:p>
+      <w:r>
+        <w:t>________________________________________________________________</w:t>
+      </w:r>
+    </w:p>
+    <w:p>
+      <w:r>
+        <w:t>________________________________________________________________</w:t>
+      </w:r>
+    </w:p>
+    <w:p>
+      <w:r>
+        <w:t>________________________________________________________________</w:t>
+      </w:r>
+    </w:p>
+    <w:p>
+      <w:r>
+        <w:t>________________________________________________________________</w:t>
+      </w:r>
+    </w:p>
+    <w:p>
+      <w:pPr>
+        <w:pStyle w:val="Heading3"/>
+      </w:pPr>
+      <w:r>
+        <w:t>05. Connect the explanation to its limit</w:t>
+      </w:r>
+    </w:p>
+    <w:p>
+      <w:r>
+        <w:drawing>
+          <wp:inline xmlns:a="http://schemas.openxmlformats.org/drawingml/2006/main" xmlns:pic="http://schemas.openxmlformats.org/drawingml/2006/picture">
+            <wp:extent cx="5486400" cy="2834640"/>
+            <wp:docPr id="6" name="Picture 6" descr="Parentheses explicitly group an operation. Without them, Python multiplication takes priority over addition; the same numerals can therefore describe different procedures. Limit: Arithmetic correctness does not decide which expression matches a real problem; the written model must define the intended quantities."/>
+            <wp:cNvGraphicFramePr>
+              <a:graphicFrameLocks noChangeAspect="1"/>
+            </wp:cNvGraphicFramePr>
+            <a:graphic>
+              <a:graphicData uri="http://schemas.openxmlformats.org/drawingml/2006/picture">
+                <pic:pic>
+                  <pic:nvPicPr>
+                    <pic:cNvPr id="0" name="academy-story-python-bridge-3-05.png"/>
+                    <pic:cNvPicPr/>
+                  </pic:nvPicPr>
+                  <pic:blipFill>
+                    <a:blip r:embed="rId14"/>
+                    <a:stretch>
+                      <a:fillRect/>
+                    </a:stretch>
+                  </pic:blipFill>
+                  <pic:spPr>
+                    <a:xfrm>
+                      <a:off x="0" y="0"/>
+                      <a:ext cx="5486400" cy="2834640"/>
+                    </a:xfrm>
+                    <a:prstGeom prst="rect"/>
+                  </pic:spPr>
+                </pic:pic>
+              </a:graphicData>
+            </a:graphic>
+          </wp:inline>
+        </w:drawing>
+      </w:r>
+    </w:p>
+    <w:p>
+      <w:pPr>
+        <w:spacing w:line="336" w:lineRule="auto" w:after="180"/>
+      </w:pPr>
+      <w:r>
+        <w:rPr>
+          <w:b/>
+        </w:rPr>
+        <w:t>Parentheses</w:t>
+      </w:r>
+      <w:r>
+        <w:rPr>
+          <w:b w:val="0"/>
+        </w:rPr>
+        <w:t xml:space="preserve"> explicitly group an operation. Without them, Python multiplication takes priority over addition; the same numerals can therefore describe different procedures.</w:t>
+      </w:r>
+    </w:p>
+    <w:p>
+      <w:pPr>
+        <w:spacing w:line="336" w:lineRule="auto" w:after="180"/>
+      </w:pPr>
+      <w:r>
+        <w:rPr>
+          <w:b w:val="0"/>
+        </w:rPr>
+        <w:t xml:space="preserve">Limit: Arithmetic correctness does not decide which </w:t>
+      </w:r>
+      <w:r>
+        <w:rPr>
+          <w:b/>
+        </w:rPr>
+        <w:t>expression</w:t>
+      </w:r>
+      <w:r>
+        <w:rPr>
+          <w:b w:val="0"/>
+        </w:rPr>
+        <w:t xml:space="preserve"> matches a real problem; the written model must define the intended quantities.</w:t>
+      </w:r>
+    </w:p>
+    <w:p>
+      <w:pPr>
+        <w:spacing w:line="336" w:lineRule="auto" w:after="180"/>
+        <w:shd w:fill="F5F1FB"/>
+      </w:pPr>
+      <w:r>
+        <w:rPr>
+          <w:b w:val="0"/>
+        </w:rPr>
+        <w:t>Explain the case, then point to a limit on the claim.</w:t>
+      </w:r>
+    </w:p>
+    <w:p>
+      <w:pPr>
+        <w:pStyle w:val="Heading3"/>
+      </w:pPr>
+      <w:r>
+        <w:t>My picture explanation, deciding evidence and one limit</w:t>
+      </w:r>
+    </w:p>
+    <w:p>
+      <w:r>
+        <w:t>________________________________________________________________</w:t>
+      </w:r>
+    </w:p>
+    <w:p>
+      <w:r>
+        <w:t>________________________________________________________________</w:t>
+      </w:r>
+    </w:p>
+    <w:p>
+      <w:r>
+        <w:t>________________________________________________________________</w:t>
+      </w:r>
+    </w:p>
+    <w:p>
+      <w:r>
+        <w:t>________________________________________________________________</w:t>
+      </w:r>
+    </w:p>
+    <w:p>
+      <w:pPr>
+        <w:pStyle w:val="Heading3"/>
+      </w:pPr>
+      <w:r>
+        <w:t>06. Make the idea visible in your project</w:t>
+      </w:r>
+    </w:p>
+    <w:p>
+      <w:r>
+        <w:drawing>
+          <wp:inline xmlns:a="http://schemas.openxmlformats.org/drawingml/2006/main" xmlns:pic="http://schemas.openxmlformats.org/drawingml/2006/picture">
+            <wp:extent cx="5486400" cy="3681984"/>
+            <wp:docPr id="7" name="Picture 7" descr="For Python readiness before the Responsible Plant Classifier, retain a trace of the values, the predicted outputs and the changed-case explanation. Use actual Python 3 results to check the prediction after reasoning first. Draw your input, deciding step, result and limit. Supported question: Trace the operation order in both expressions. Identify which picture step changes with parentheses and predict both results when the multiplier becomes four."/>
+            <wp:cNvGraphicFramePr>
+              <a:graphicFrameLocks noChangeAspect="1"/>
+            </wp:cNvGraphicFramePr>
+            <a:graphic>
+              <a:graphicData uri="http://schemas.openxmlformats.org/drawingml/2006/picture">
+                <pic:pic>
+                  <pic:nvPicPr>
+                    <pic:cNvPr id="0" name="academy-story-python-bridge-3-06.png"/>
+                    <pic:cNvPicPr/>
+                  </pic:nvPicPr>
+                  <pic:blipFill>
+                    <a:blip r:embed="rId15"/>
+                    <a:stretch>
+                      <a:fillRect/>
+                    </a:stretch>
+                  </pic:blipFill>
+                  <pic:spPr>
+                    <a:xfrm>
+                      <a:off x="0" y="0"/>
+                      <a:ext cx="5486400" cy="3681984"/>
+                    </a:xfrm>
+                    <a:prstGeom prst="rect"/>
+                  </pic:spPr>
+                </pic:pic>
+              </a:graphicData>
+            </a:graphic>
+          </wp:inline>
+        </w:drawing>
+      </w:r>
+    </w:p>
+    <w:p>
+      <w:pPr>
+        <w:spacing w:line="336" w:lineRule="auto" w:after="180"/>
+      </w:pPr>
+      <w:r>
+        <w:rPr>
+          <w:b w:val="0"/>
+        </w:rPr>
+        <w:t xml:space="preserve">For Python readiness before the Responsible Plant Classifier, retain a trace of the values, the predicted </w:t>
+      </w:r>
+      <w:r>
+        <w:rPr>
+          <w:b/>
+        </w:rPr>
+        <w:t>output</w:t>
+      </w:r>
+      <w:r>
+        <w:rPr>
+          <w:b w:val="0"/>
+        </w:rPr>
+        <w:t xml:space="preserve">s and the changed-case explanation. Use actual Python 3 results to check the </w:t>
+      </w:r>
+      <w:r>
+        <w:rPr>
+          <w:b/>
+        </w:rPr>
+        <w:t>prediction</w:t>
+      </w:r>
+      <w:r>
+        <w:rPr>
+          <w:b w:val="0"/>
+        </w:rPr>
+        <w:t xml:space="preserve"> after reasoning first.</w:t>
+      </w:r>
+    </w:p>
+    <w:p>
+      <w:pPr>
+        <w:spacing w:line="336" w:lineRule="auto" w:after="180"/>
+      </w:pPr>
+      <w:r>
+        <w:rPr>
+          <w:b w:val="0"/>
+        </w:rPr>
+        <w:t xml:space="preserve">Draw your </w:t>
+      </w:r>
+      <w:r>
+        <w:rPr>
+          <w:b/>
+        </w:rPr>
+        <w:t>input</w:t>
+      </w:r>
+      <w:r>
+        <w:rPr>
+          <w:b w:val="0"/>
+        </w:rPr>
+        <w:t xml:space="preserve">, deciding step, result and limit. Supported question: Trace the operation order in both </w:t>
+      </w:r>
+      <w:r>
+        <w:rPr>
+          <w:b/>
+        </w:rPr>
+        <w:t>expression</w:t>
+      </w:r>
+      <w:r>
+        <w:rPr>
+          <w:b w:val="0"/>
+        </w:rPr>
+        <w:t>s.</w:t>
+      </w:r>
+    </w:p>
+    <w:p>
+      <w:pPr>
+        <w:spacing w:line="336" w:lineRule="auto" w:after="180"/>
+      </w:pPr>
+      <w:r>
+        <w:rPr>
+          <w:b w:val="0"/>
+        </w:rPr>
+        <w:t xml:space="preserve">Identify which picture step changes with </w:t>
+      </w:r>
+      <w:r>
+        <w:rPr>
+          <w:b/>
+        </w:rPr>
+        <w:t>parentheses</w:t>
+      </w:r>
+      <w:r>
+        <w:rPr>
+          <w:b w:val="0"/>
+        </w:rPr>
+        <w:t xml:space="preserve"> and predict both results when the multiplier becomes four.</w:t>
+      </w:r>
+    </w:p>
+    <w:p>
+      <w:pPr>
+        <w:spacing w:line="336" w:lineRule="auto" w:after="180"/>
+        <w:shd w:fill="F5F1FB"/>
+      </w:pPr>
+      <w:r>
+        <w:rPr>
+          <w:b w:val="0"/>
+        </w:rPr>
+        <w:t xml:space="preserve">Draw your project trace and justify the deciding step using </w:t>
+      </w:r>
+      <w:r>
+        <w:rPr>
+          <w:b/>
+        </w:rPr>
+        <w:t>evidence</w:t>
+      </w:r>
+      <w:r>
+        <w:rPr>
+          <w:b w:val="0"/>
+        </w:rPr>
+        <w:t>.</w:t>
+      </w:r>
+    </w:p>
+    <w:p>
+      <w:pPr>
+        <w:pStyle w:val="Heading3"/>
+      </w:pPr>
+      <w:r>
+        <w:t>My picture explanation, deciding evidence and one limit</w:t>
       </w:r>
     </w:p>
     <w:p>

--- a/downloads/workbook/bridge-week-03.docx
+++ b/downloads/workbook/bridge-week-03.docx
@@ -25,22 +25,45 @@
         <w:pStyle w:val="Heading1"/>
       </w:pPr>
       <w:r>
-        <w:t>01. Recall and choose your starting point</w:t>
-      </w:r>
-    </w:p>
-    <w:p>
-      <w:r>
-        <w:t>Record your starting explanation for Expressions and operator order before opening notes. Show any later correction separately.</w:t>
-      </w:r>
-    </w:p>
-    <w:p>
-      <w:pPr>
-        <w:spacing w:line="336" w:lineRule="auto" w:after="180"/>
-      </w:pPr>
-      <w:r>
-        <w:rPr>
-          <w:b w:val="0"/>
-        </w:rPr>
+        <w:t>One connected expression-and-division record.</w:t>
+      </w:r>
+    </w:p>
+    <w:p>
+      <w:r>
+        <w:t>Explain the model, predict grouped outputs, diagnose an operation error and state a domain limit.</w:t>
+      </w:r>
+    </w:p>
+    <w:p>
+      <w:r>
+        <w:t>Keep exact expression, grouping, units/domain, predicted result and observed output/error together.</w:t>
+      </w:r>
+    </w:p>
+    <w:p>
+      <w:pPr>
+        <w:pStyle w:val="Heading1"/>
+      </w:pPr>
+      <w:r>
+        <w:t>01. Recall · Retrieve before notes</w:t>
+      </w:r>
+    </w:p>
+    <w:p>
+      <w:r>
+        <w:t>Keep the stated task, its own code/values and support record together.</w:t>
+      </w:r>
+    </w:p>
+    <w:p>
+      <w:pPr>
+        <w:pStyle w:val="Heading2"/>
+      </w:pPr>
+      <w:r>
+        <w:t>Task and evidence record</w:t>
+      </w:r>
+    </w:p>
+    <w:p>
+      <w:pPr>
+        <w:pStyle w:val="ListBullet"/>
+      </w:pPr>
+      <w:r>
         <w:t>Try the recall before opening notes. Then use a different colour or a labelled second line to correct your explanation.</w:t>
       </w:r>
     </w:p>
@@ -54,12 +77,9 @@
     </w:p>
     <w:p>
       <w:pPr>
-        <w:spacing w:line="336" w:lineRule="auto" w:after="180"/>
-      </w:pPr>
-      <w:r>
-        <w:rPr>
-          <w:b w:val="0"/>
-        </w:rPr>
+        <w:pStyle w:val="ListBullet"/>
+      </w:pPr>
+      <w:r>
         <w:t>Without opening the old lesson, explain one key idea from Values variables and types. Give an example and a mistake that the idea helps you avoid.</w:t>
       </w:r>
     </w:p>
@@ -91,159 +111,44 @@
         <w:pStyle w:val="Heading1"/>
       </w:pPr>
       <w:r>
-        <w:t>02. Practise with fading help</w:t>
-      </w:r>
-    </w:p>
-    <w:p>
-      <w:r>
-        <w:t>Complete the supported Expressions and operator order trace and record the first step you can explain without help.</w:t>
-      </w:r>
-    </w:p>
-    <w:p>
-      <w:pPr>
-        <w:spacing w:line="336" w:lineRule="auto" w:after="180"/>
-      </w:pPr>
-      <w:r>
-        <w:rPr>
-          <w:b w:val="0"/>
-        </w:rPr>
-        <w:t xml:space="preserve">Use W2: Predict then test </w:t>
-      </w:r>
-      <w:r>
-        <w:rPr>
-          <w:b/>
-        </w:rPr>
-        <w:t>expression</w:t>
-      </w:r>
-      <w:r>
-        <w:rPr>
-          <w:b w:val="0"/>
-        </w:rPr>
-        <w:t xml:space="preserve">s for </w:t>
-      </w:r>
-      <w:r>
-        <w:rPr>
-          <w:b/>
-        </w:rPr>
-        <w:t>Expression</w:t>
-      </w:r>
-      <w:r>
-        <w:rPr>
-          <w:b w:val="0"/>
-        </w:rPr>
-        <w:t xml:space="preserve">s and </w:t>
-      </w:r>
-      <w:r>
-        <w:rPr>
-          <w:b/>
-        </w:rPr>
-        <w:t>operator</w:t>
-      </w:r>
-      <w:r>
-        <w:rPr>
-          <w:b w:val="0"/>
-        </w:rPr>
-        <w:t xml:space="preserve"> order. Record the answer once; the lesson and workbook refer to the same attempt.</w:t>
-      </w:r>
-    </w:p>
-    <w:tbl>
-      <w:tblPr>
-        <w:tblStyle w:val="LightShading-Accent1"/>
-        <w:tblW w:type="auto" w:w="0"/>
-        <w:tblLook w:firstColumn="1" w:firstRow="1" w:lastColumn="0" w:lastRow="0" w:noHBand="0" w:noVBand="1" w:val="04A0"/>
-      </w:tblPr>
-      <w:tblGrid>
-        <w:gridCol w:w="2556"/>
-        <w:gridCol w:w="2556"/>
-        <w:gridCol w:w="2556"/>
-        <w:gridCol w:w="2556"/>
-      </w:tblGrid>
-      <w:tr>
-        <w:trPr>
-          <w:tblHeader/>
-        </w:trPr>
-        <w:tc>
-          <w:tcPr>
-            <w:tcW w:type="dxa" w:w="2556"/>
-          </w:tcPr>
-          <w:p>
-            <w:r>
-              <w:t>Given inputs</w:t>
-            </w:r>
-          </w:p>
-        </w:tc>
-        <w:tc>
-          <w:tcPr>
-            <w:tcW w:type="dxa" w:w="2556"/>
-          </w:tcPr>
-          <w:p>
-            <w:r>
-              <w:t>Procedure I chose</w:t>
-            </w:r>
-          </w:p>
-        </w:tc>
-        <w:tc>
-          <w:tcPr>
-            <w:tcW w:type="dxa" w:w="2556"/>
-          </w:tcPr>
-          <w:p>
-            <w:r>
-              <w:t>Middle steps</w:t>
-            </w:r>
-          </w:p>
-        </w:tc>
-        <w:tc>
-          <w:tcPr>
-            <w:tcW w:type="dxa" w:w="2556"/>
-          </w:tcPr>
-          <w:p>
-            <w:r>
-              <w:t>Result and check</w:t>
-            </w:r>
-          </w:p>
-        </w:tc>
-      </w:tr>
-      <w:tr>
-        <w:tc>
-          <w:tcPr>
-            <w:tcW w:type="dxa" w:w="2556"/>
-          </w:tcPr>
-          <w:p>
-            <w:r/>
-          </w:p>
-        </w:tc>
-        <w:tc>
-          <w:tcPr>
-            <w:tcW w:type="dxa" w:w="2556"/>
-          </w:tcPr>
-          <w:p>
-            <w:r/>
-          </w:p>
-        </w:tc>
-        <w:tc>
-          <w:tcPr>
-            <w:tcW w:type="dxa" w:w="2556"/>
-          </w:tcPr>
-          <w:p>
-            <w:r/>
-          </w:p>
-        </w:tc>
-        <w:tc>
-          <w:tcPr>
-            <w:tcW w:type="dxa" w:w="2556"/>
-          </w:tcPr>
-          <w:p>
-            <w:r/>
-          </w:p>
-        </w:tc>
-      </w:tr>
-    </w:tbl>
+        <w:t>05. W1 · Explain the procedure</w:t>
+      </w:r>
+    </w:p>
+    <w:p>
+      <w:r>
+        <w:t>Keep the stated task, its own code/values and support record together.</w:t>
+      </w:r>
+    </w:p>
+    <w:p>
+      <w:pPr>
+        <w:pStyle w:val="Heading2"/>
+      </w:pPr>
+      <w:r>
+        <w:t>Task and evidence record</w:t>
+      </w:r>
+    </w:p>
+    <w:p>
+      <w:pPr>
+        <w:pStyle w:val="ListBullet"/>
+      </w:pPr>
+      <w:r>
+        <w:t>Packing model: 3 packs*8 each+2 loose=26; 3*(8+2)=30 adds loose to every pack. Separate dimensionless picture 3+2*5=13 versus(3+2)*5=25; multiplier 4 gives 11 and 20. W2: 16-5-3=8,16-(5-3)=14,18/3*2=12.0. Nonnegative 17 in groups 5 gives quotient 3 remainder 2, with ordinary ratio 3.4. Group size 0 is invalid; check each operation separately.</w:t>
+      </w:r>
+    </w:p>
+    <w:p>
+      <w:pPr>
+        <w:pStyle w:val="ListBullet"/>
+      </w:pPr>
+      <w:r>
+        <w:t>Write an expression for three packs of eight counters plus two loose counters. Explain why adding two within the parentheses for every pack describes a different situation.</w:t>
+      </w:r>
+    </w:p>
     <w:p>
       <w:pPr>
         <w:pStyle w:val="Heading3"/>
       </w:pPr>
       <w:r>
-        <w:t>The step I completed without help, and the hint I needed</w:t>
+        <w:t>My reasoning and evidence</w:t>
       </w:r>
     </w:p>
     <w:p>
@@ -262,74 +167,55 @@
       </w:r>
     </w:p>
     <w:p>
+      <w:r>
+        <w:t>________________________________________________________________</w:t>
+      </w:r>
+    </w:p>
+    <w:p>
+      <w:r>
+        <w:t>________________________________________________________________</w:t>
+      </w:r>
+    </w:p>
+    <w:p>
+      <w:r>
+        <w:t>________________________________________________________________</w:t>
+      </w:r>
+    </w:p>
+    <w:p>
       <w:pPr>
         <w:pStyle w:val="Heading1"/>
       </w:pPr>
       <w:r>
-        <w:t>03. Individual reasoning check</w:t>
-      </w:r>
-    </w:p>
-    <w:p>
-      <w:r>
-        <w:t>Check the proposed Expressions and operator order explanation against the supplied facts before discussing it.</w:t>
-      </w:r>
-    </w:p>
-    <w:p>
-      <w:pPr>
-        <w:spacing w:line="336" w:lineRule="auto" w:after="180"/>
-      </w:pPr>
-      <w:r>
-        <w:rPr>
-          <w:b w:val="0"/>
-        </w:rPr>
-        <w:t xml:space="preserve">Use the worked case for </w:t>
-      </w:r>
-      <w:r>
-        <w:rPr>
-          <w:b/>
-        </w:rPr>
-        <w:t>Expression</w:t>
-      </w:r>
-      <w:r>
-        <w:rPr>
-          <w:b w:val="0"/>
-        </w:rPr>
-        <w:t xml:space="preserve">s and </w:t>
-      </w:r>
-      <w:r>
-        <w:rPr>
-          <w:b/>
-        </w:rPr>
-        <w:t>operator</w:t>
-      </w:r>
-      <w:r>
-        <w:rPr>
-          <w:b w:val="0"/>
-        </w:rPr>
-        <w:t xml:space="preserve"> order. Proposed explanation: “All operations are read left to right regardless of </w:t>
-      </w:r>
-      <w:r>
-        <w:rPr>
-          <w:b/>
-        </w:rPr>
-        <w:t>precedence</w:t>
-      </w:r>
-      <w:r>
-        <w:rPr>
-          <w:b w:val="0"/>
-        </w:rPr>
-        <w:t>”. Decide whether this explanation is supported.</w:t>
-      </w:r>
-    </w:p>
-    <w:p>
-      <w:pPr>
-        <w:spacing w:line="336" w:lineRule="auto" w:after="180"/>
-      </w:pPr>
-      <w:r>
-        <w:rPr>
-          <w:b w:val="0"/>
-        </w:rPr>
-        <w:t>Point to the step or supplied fact that decides; explain your repair if needed.</w:t>
+        <w:t>06. W2 · Predict, trace and observe</w:t>
+      </w:r>
+    </w:p>
+    <w:p>
+      <w:r>
+        <w:t>Keep the stated task, its own code/values and support record together.</w:t>
+      </w:r>
+    </w:p>
+    <w:p>
+      <w:pPr>
+        <w:pStyle w:val="Heading2"/>
+      </w:pPr>
+      <w:r>
+        <w:t>Task and evidence record</w:t>
+      </w:r>
+    </w:p>
+    <w:p>
+      <w:pPr>
+        <w:pStyle w:val="ListBullet"/>
+      </w:pPr>
+      <w:r>
+        <w:t>Packing model: 3 packs*8 each+2 loose=26; 3*(8+2)=30 adds loose to every pack. Separate dimensionless picture 3+2*5=13 versus(3+2)*5=25; multiplier 4 gives 11 and 20. W2: 16-5-3=8,16-(5-3)=14,18/3*2=12.0. Nonnegative 17 in groups 5 gives quotient 3 remainder 2, with ordinary ratio 3.4. Group size 0 is invalid; check each operation separately.</w:t>
+      </w:r>
+    </w:p>
+    <w:p>
+      <w:pPr>
+        <w:pStyle w:val="ListBullet"/>
+      </w:pPr>
+      <w:r>
+        <w:t>Predict 16 - 5 - 3, 16 - (5 - 3), and 18 / 3 * 2. Write the grouping, run each line and record actual results separately.</w:t>
       </w:r>
     </w:p>
     <w:p>
@@ -337,7 +223,7 @@
         <w:pStyle w:val="Heading3"/>
       </w:pPr>
       <w:r>
-        <w:t>My explanation before partner discussion</w:t>
+        <w:t>My reasoning and evidence</w:t>
       </w:r>
     </w:p>
     <w:p>
@@ -361,16 +247,50 @@
       </w:r>
     </w:p>
     <w:p>
+      <w:r>
+        <w:t>________________________________________________________________</w:t>
+      </w:r>
+    </w:p>
+    <w:p>
+      <w:r>
+        <w:t>________________________________________________________________</w:t>
+      </w:r>
+    </w:p>
+    <w:p>
       <w:pPr>
         <w:pStyle w:val="Heading1"/>
       </w:pPr>
       <w:r>
-        <w:t>04. Independent transfer case</w:t>
-      </w:r>
-    </w:p>
-    <w:p>
-      <w:r>
-        <w:t>Write one first attempt at the reserved independent case before feedback. Repeated copies of that case refer to the same recorded attempt.</w:t>
+        <w:t>07. W3 · Find the first error</w:t>
+      </w:r>
+    </w:p>
+    <w:p>
+      <w:r>
+        <w:t>Keep the stated task, its own code/values and support record together.</w:t>
+      </w:r>
+    </w:p>
+    <w:p>
+      <w:pPr>
+        <w:pStyle w:val="Heading2"/>
+      </w:pPr>
+      <w:r>
+        <w:t>Task and evidence record</w:t>
+      </w:r>
+    </w:p>
+    <w:p>
+      <w:pPr>
+        <w:pStyle w:val="ListBullet"/>
+      </w:pPr>
+      <w:r>
+        <w:t>Packing model: 3 packs*8 each+2 loose=26; 3*(8+2)=30 adds loose to every pack. Separate dimensionless picture 3+2*5=13 versus(3+2)*5=25; multiplier 4 gives 11 and 20. W2: 16-5-3=8,16-(5-3)=14,18/3*2=12.0. Nonnegative 17 in groups 5 gives quotient 3 remainder 2, with ordinary ratio 3.4. Group size 0 is invalid; check each operation separately.</w:t>
+      </w:r>
+    </w:p>
+    <w:p>
+      <w:pPr>
+        <w:pStyle w:val="ListBullet"/>
+      </w:pPr>
+      <w:r>
+        <w:t>For 17 counters in groups of 5, explain /, // and %. Show a multiplication-and-addition check for the complete groups and remainder.</w:t>
       </w:r>
     </w:p>
     <w:p>
@@ -378,18 +298,148 @@
         <w:pStyle w:val="Heading3"/>
       </w:pPr>
       <w:r>
+        <w:t>My reasoning and evidence</w:t>
+      </w:r>
+    </w:p>
+    <w:p>
+      <w:r>
+        <w:t>________________________________________________________________</w:t>
+      </w:r>
+    </w:p>
+    <w:p>
+      <w:r>
+        <w:t>________________________________________________________________</w:t>
+      </w:r>
+    </w:p>
+    <w:p>
+      <w:r>
+        <w:t>________________________________________________________________</w:t>
+      </w:r>
+    </w:p>
+    <w:p>
+      <w:r>
+        <w:t>________________________________________________________________</w:t>
+      </w:r>
+    </w:p>
+    <w:p>
+      <w:r>
+        <w:t>________________________________________________________________</w:t>
+      </w:r>
+    </w:p>
+    <w:p>
+      <w:r>
+        <w:t>________________________________________________________________</w:t>
+      </w:r>
+    </w:p>
+    <w:p>
+      <w:pPr>
+        <w:pStyle w:val="Heading1"/>
+      </w:pPr>
+      <w:r>
+        <w:t>09. W5 · State an honest limit</w:t>
+      </w:r>
+    </w:p>
+    <w:p>
+      <w:r>
+        <w:t>Keep the stated task, its own code/values and support record together.</w:t>
+      </w:r>
+    </w:p>
+    <w:p>
+      <w:pPr>
+        <w:pStyle w:val="Heading2"/>
+      </w:pPr>
+      <w:r>
+        <w:t>Task and evidence record</w:t>
+      </w:r>
+    </w:p>
+    <w:p>
+      <w:pPr>
+        <w:pStyle w:val="ListBullet"/>
+      </w:pPr>
+      <w:r>
+        <w:t>Packing model: 3 packs*8 each+2 loose=26; 3*(8+2)=30 adds loose to every pack. Separate dimensionless picture 3+2*5=13 versus(3+2)*5=25; multiplier 4 gives 11 and 20. W2: 16-5-3=8,16-(5-3)=14,18/3*2=12.0. Nonnegative 17 in groups 5 gives quotient 3 remainder 2, with ordinary ratio 3.4. Group size 0 is invalid; check each operation separately.</w:t>
+      </w:r>
+    </w:p>
+    <w:p>
+      <w:pPr>
+        <w:pStyle w:val="ListBullet"/>
+      </w:pPr>
+      <w:r>
+        <w:t>Explain why a group size of zero must be excluded. State the assumptions that let complete groups and a remainder describe the packing task.</w:t>
+      </w:r>
+    </w:p>
+    <w:p>
+      <w:pPr>
+        <w:pStyle w:val="Heading3"/>
+      </w:pPr>
+      <w:r>
+        <w:t>My reasoning and evidence</w:t>
+      </w:r>
+    </w:p>
+    <w:p>
+      <w:r>
+        <w:t>________________________________________________________________</w:t>
+      </w:r>
+    </w:p>
+    <w:p>
+      <w:r>
+        <w:t>________________________________________________________________</w:t>
+      </w:r>
+    </w:p>
+    <w:p>
+      <w:r>
+        <w:t>________________________________________________________________</w:t>
+      </w:r>
+    </w:p>
+    <w:p>
+      <w:r>
+        <w:t>________________________________________________________________</w:t>
+      </w:r>
+    </w:p>
+    <w:p>
+      <w:r>
+        <w:t>________________________________________________________________</w:t>
+      </w:r>
+    </w:p>
+    <w:p>
+      <w:r>
+        <w:t>________________________________________________________________</w:t>
+      </w:r>
+    </w:p>
+    <w:p>
+      <w:pPr>
+        <w:pStyle w:val="Heading1"/>
+      </w:pPr>
+      <w:r>
+        <w:t>04. Try alone · Selected independent task</w:t>
+      </w:r>
+    </w:p>
+    <w:p>
+      <w:r>
+        <w:t>Keep the stated task, its own code/values and support record together.</w:t>
+      </w:r>
+    </w:p>
+    <w:p>
+      <w:pPr>
+        <w:pStyle w:val="Heading2"/>
+      </w:pPr>
+      <w:r>
+        <w:t>Task and evidence record</w:t>
+      </w:r>
+    </w:p>
+    <w:p>
+      <w:pPr>
+        <w:pStyle w:val="Heading3"/>
+      </w:pPr>
+      <w:r>
         <w:t>Independent case: Group an expression deliberately</w:t>
       </w:r>
     </w:p>
     <w:p>
       <w:pPr>
-        <w:spacing w:line="336" w:lineRule="auto" w:after="180"/>
-        <w:shd w:fill="F5F1FB"/>
-      </w:pPr>
-      <w:r>
-        <w:rPr>
-          <w:b w:val="0"/>
-        </w:rPr>
+        <w:pStyle w:val="ListBullet"/>
+      </w:pPr>
+      <w:r>
         <w:t>Predict each line. Explain which calculation groups addition before division. What would (17+5)%5 return, and how do /, // and % differ for the supplied positive integers?</w:t>
       </w:r>
     </w:p>
@@ -452,12 +502,9 @@
     </w:p>
     <w:p>
       <w:pPr>
-        <w:spacing w:line="336" w:lineRule="auto" w:after="180"/>
-      </w:pPr>
-      <w:r>
-        <w:rPr>
-          <w:b w:val="0"/>
-        </w:rPr>
+        <w:pStyle w:val="ListBullet"/>
+      </w:pPr>
+      <w:r>
         <w:t>Attempt this case before feedback. Record any help. Earlier examples below are further practice; a case already practised with feedback cannot establish fresh transfer.</w:t>
       </w:r>
     </w:p>
@@ -466,47 +513,28 @@
         <w:pStyle w:val="Heading1"/>
       </w:pPr>
       <w:r>
-        <w:t>05. W1 State the intended grouping</w:t>
-      </w:r>
-    </w:p>
-    <w:p>
-      <w:r>
-        <w:t>State the intended grouping. Apply the supplied Expressions and operator order facts and keep your reasoning.</w:t>
-      </w:r>
-    </w:p>
-    <w:p>
-      <w:pPr>
-        <w:spacing w:line="336" w:lineRule="auto" w:after="180"/>
-      </w:pPr>
-      <w:r>
-        <w:rPr>
-          <w:b w:val="0"/>
-        </w:rPr>
-        <w:t xml:space="preserve">Write an </w:t>
-      </w:r>
-      <w:r>
-        <w:rPr>
-          <w:b/>
-        </w:rPr>
-        <w:t>expression</w:t>
-      </w:r>
-      <w:r>
-        <w:rPr>
-          <w:b w:val="0"/>
-        </w:rPr>
-        <w:t xml:space="preserve"> for three packs of eight counters plus two loose counters. Explain why adding two within the </w:t>
-      </w:r>
-      <w:r>
-        <w:rPr>
-          <w:b/>
-        </w:rPr>
-        <w:t>parentheses</w:t>
-      </w:r>
-      <w:r>
-        <w:rPr>
-          <w:b w:val="0"/>
-        </w:rPr>
-        <w:t xml:space="preserve"> for every pack describes a different situation.</w:t>
+        <w:t>10. Project · Keep code and evidence</w:t>
+      </w:r>
+    </w:p>
+    <w:p>
+      <w:r>
+        <w:t>Keep the stated task, its own code/values and support record together.</w:t>
+      </w:r>
+    </w:p>
+    <w:p>
+      <w:pPr>
+        <w:pStyle w:val="Heading2"/>
+      </w:pPr>
+      <w:r>
+        <w:t>Task and evidence record</w:t>
+      </w:r>
+    </w:p>
+    <w:p>
+      <w:pPr>
+        <w:pStyle w:val="ListBullet"/>
+      </w:pPr>
+      <w:r>
+        <w:t>Add a labelled expressions and operator order evidence sheet to Python readiness portfolio. Show how you can evaluate numeric expressions using python’s grouping rules. Use the supplied fictional case and keep its inputs, intermediate steps, calculation or prediction, and limitation. Connect this record to last week’s record; a matching answer without a trace is insufficient.</w:t>
       </w:r>
     </w:p>
     <w:p>
@@ -514,7 +542,7 @@
         <w:pStyle w:val="Heading3"/>
       </w:pPr>
       <w:r>
-        <w:t>My reasoning and evidence</w:t>
+        <w:t>My project change, supporting evidence and remaining limit</w:t>
       </w:r>
     </w:p>
     <w:p>
@@ -552,458 +580,20 @@
         <w:pStyle w:val="Heading1"/>
       </w:pPr>
       <w:r>
-        <w:t>06. W2 Predict then test expressions</w:t>
-      </w:r>
-    </w:p>
-    <w:p>
-      <w:r>
-        <w:t>Predict then test expressions. Apply the supplied Expressions and operator order facts and keep your reasoning.</w:t>
-      </w:r>
-    </w:p>
-    <w:p>
-      <w:pPr>
-        <w:spacing w:line="336" w:lineRule="auto" w:after="180"/>
-      </w:pPr>
-      <w:r>
-        <w:rPr>
-          <w:b w:val="0"/>
-        </w:rPr>
-        <w:t>Predict 16 - 5 - 3, 16 - (5 - 3), and 18 / 3 * 2. Write the grouping, run each line and record actual results separately.</w:t>
-      </w:r>
-    </w:p>
-    <w:p>
-      <w:pPr>
-        <w:pStyle w:val="Heading3"/>
-      </w:pPr>
-      <w:r>
-        <w:t>My reasoning and evidence</w:t>
-      </w:r>
-    </w:p>
-    <w:p>
-      <w:r>
-        <w:t>________________________________________________________________</w:t>
-      </w:r>
-    </w:p>
-    <w:p>
-      <w:r>
-        <w:t>________________________________________________________________</w:t>
-      </w:r>
-    </w:p>
-    <w:p>
-      <w:r>
-        <w:t>________________________________________________________________</w:t>
-      </w:r>
-    </w:p>
-    <w:p>
-      <w:r>
-        <w:t>________________________________________________________________</w:t>
-      </w:r>
-    </w:p>
-    <w:p>
-      <w:r>
-        <w:t>________________________________________________________________</w:t>
-      </w:r>
-    </w:p>
-    <w:p>
-      <w:r>
-        <w:t>________________________________________________________________</w:t>
-      </w:r>
-    </w:p>
-    <w:p>
-      <w:pPr>
-        <w:pStyle w:val="Heading1"/>
-      </w:pPr>
-      <w:r>
-        <w:t>07. W3 Explain whole groups</w:t>
-      </w:r>
-    </w:p>
-    <w:p>
-      <w:r>
-        <w:t>Explain whole groups. Apply the supplied Expressions and operator order facts and keep your reasoning.</w:t>
-      </w:r>
-    </w:p>
-    <w:p>
-      <w:pPr>
-        <w:spacing w:line="336" w:lineRule="auto" w:after="180"/>
-      </w:pPr>
-      <w:r>
-        <w:rPr>
-          <w:b w:val="0"/>
-        </w:rPr>
-        <w:t xml:space="preserve">For 17 counters in groups of 5, explain /, // and %. Show a multiplication-and-addition check for the complete groups and </w:t>
-      </w:r>
-      <w:r>
-        <w:rPr>
-          <w:b/>
-        </w:rPr>
-        <w:t>remainder</w:t>
-      </w:r>
-      <w:r>
-        <w:rPr>
-          <w:b w:val="0"/>
-        </w:rPr>
-        <w:t>.</w:t>
-      </w:r>
-    </w:p>
-    <w:p>
-      <w:pPr>
-        <w:pStyle w:val="Heading3"/>
-      </w:pPr>
-      <w:r>
-        <w:t>My reasoning and evidence</w:t>
-      </w:r>
-    </w:p>
-    <w:p>
-      <w:r>
-        <w:t>________________________________________________________________</w:t>
-      </w:r>
-    </w:p>
-    <w:p>
-      <w:r>
-        <w:t>________________________________________________________________</w:t>
-      </w:r>
-    </w:p>
-    <w:p>
-      <w:r>
-        <w:t>________________________________________________________________</w:t>
-      </w:r>
-    </w:p>
-    <w:p>
-      <w:r>
-        <w:t>________________________________________________________________</w:t>
-      </w:r>
-    </w:p>
-    <w:p>
-      <w:r>
-        <w:t>________________________________________________________________</w:t>
-      </w:r>
-    </w:p>
-    <w:p>
-      <w:r>
-        <w:t>________________________________________________________________</w:t>
-      </w:r>
-    </w:p>
-    <w:p>
-      <w:pPr>
-        <w:pStyle w:val="Heading1"/>
-      </w:pPr>
-      <w:r>
-        <w:t>08. W4 Translate a new situation independently</w:t>
-      </w:r>
-    </w:p>
-    <w:p>
-      <w:r>
-        <w:t>Attempt before feedback. If this repeats the selected independent case, reuse that first attempt; otherwise keep a separate record. Translate a new situation independently. Apply the supplied Expressions and operator order facts and keep your reasoning.</w:t>
-      </w:r>
-    </w:p>
-    <w:p>
-      <w:pPr>
-        <w:spacing w:line="336" w:lineRule="auto" w:after="180"/>
-      </w:pPr>
-      <w:r>
-        <w:rPr>
-          <w:b w:val="0"/>
-        </w:rPr>
-        <w:t xml:space="preserve">Four trays hold six tiles each and five tiles are loose. Write and evaluate the total </w:t>
-      </w:r>
-      <w:r>
-        <w:rPr>
-          <w:b/>
-        </w:rPr>
-        <w:t>expression</w:t>
-      </w:r>
-      <w:r>
-        <w:rPr>
-          <w:b w:val="0"/>
-        </w:rPr>
-        <w:t xml:space="preserve">. Then pack the total into complete groups of four and find the </w:t>
-      </w:r>
-      <w:r>
-        <w:rPr>
-          <w:b/>
-        </w:rPr>
-        <w:t>remainder</w:t>
-      </w:r>
-      <w:r>
-        <w:rPr>
-          <w:b w:val="0"/>
-        </w:rPr>
-        <w:t>. Explain why 4 * (6 + 5) is wrong for this story.</w:t>
-      </w:r>
-    </w:p>
-    <w:p>
-      <w:pPr>
-        <w:pStyle w:val="Heading3"/>
-      </w:pPr>
-      <w:r>
-        <w:t>My reasoning and evidence</w:t>
-      </w:r>
-    </w:p>
-    <w:p>
-      <w:r>
-        <w:t>________________________________________________________________</w:t>
-      </w:r>
-    </w:p>
-    <w:p>
-      <w:r>
-        <w:t>________________________________________________________________</w:t>
-      </w:r>
-    </w:p>
-    <w:p>
-      <w:r>
-        <w:t>________________________________________________________________</w:t>
-      </w:r>
-    </w:p>
-    <w:p>
-      <w:r>
-        <w:t>________________________________________________________________</w:t>
-      </w:r>
-    </w:p>
-    <w:p>
-      <w:r>
-        <w:t>________________________________________________________________</w:t>
-      </w:r>
-    </w:p>
-    <w:p>
-      <w:r>
-        <w:t>________________________________________________________________</w:t>
-      </w:r>
-    </w:p>
-    <w:p>
-      <w:r>
-        <w:t>________________________________________________________________</w:t>
-      </w:r>
-    </w:p>
-    <w:p>
-      <w:pPr>
-        <w:pStyle w:val="Heading1"/>
-      </w:pPr>
-      <w:r>
-        <w:t>09. W5 Check a limit</w:t>
-      </w:r>
-    </w:p>
-    <w:p>
-      <w:r>
-        <w:t>Check a limit. Apply the supplied Expressions and operator order facts and keep your reasoning.</w:t>
-      </w:r>
-    </w:p>
-    <w:p>
-      <w:pPr>
-        <w:spacing w:line="336" w:lineRule="auto" w:after="180"/>
-      </w:pPr>
-      <w:r>
-        <w:rPr>
-          <w:b w:val="0"/>
-        </w:rPr>
-        <w:t xml:space="preserve">Explain why a group size of zero must be excluded. State the assumptions that let complete groups and a </w:t>
-      </w:r>
-      <w:r>
-        <w:rPr>
-          <w:b/>
-        </w:rPr>
-        <w:t>remainder</w:t>
-      </w:r>
-      <w:r>
-        <w:rPr>
-          <w:b w:val="0"/>
-        </w:rPr>
-        <w:t xml:space="preserve"> describe the packing task.</w:t>
-      </w:r>
-    </w:p>
-    <w:p>
-      <w:pPr>
-        <w:pStyle w:val="Heading3"/>
-      </w:pPr>
-      <w:r>
-        <w:t>My reasoning and evidence</w:t>
-      </w:r>
-    </w:p>
-    <w:p>
-      <w:r>
-        <w:t>________________________________________________________________</w:t>
-      </w:r>
-    </w:p>
-    <w:p>
-      <w:r>
-        <w:t>________________________________________________________________</w:t>
-      </w:r>
-    </w:p>
-    <w:p>
-      <w:r>
-        <w:t>________________________________________________________________</w:t>
-      </w:r>
-    </w:p>
-    <w:p>
-      <w:r>
-        <w:t>________________________________________________________________</w:t>
-      </w:r>
-    </w:p>
-    <w:p>
-      <w:r>
-        <w:t>________________________________________________________________</w:t>
-      </w:r>
-    </w:p>
-    <w:p>
-      <w:r>
-        <w:t>________________________________________________________________</w:t>
-      </w:r>
-    </w:p>
-    <w:p>
-      <w:pPr>
-        <w:pStyle w:val="Heading1"/>
-      </w:pPr>
-      <w:r>
-        <w:t>10. Project checkpoint and reflection</w:t>
-      </w:r>
-    </w:p>
-    <w:p>
-      <w:r>
-        <w:t>Connect Expressions and operator order to Python readiness portfolio, identify a limit and choose the next useful test.</w:t>
-      </w:r>
-    </w:p>
-    <w:p>
-      <w:pPr>
-        <w:spacing w:line="336" w:lineRule="auto" w:after="180"/>
-      </w:pPr>
-      <w:r>
-        <w:rPr>
-          <w:b w:val="0"/>
-        </w:rPr>
-        <w:t xml:space="preserve">Add a labelled </w:t>
-      </w:r>
-      <w:r>
-        <w:rPr>
-          <w:b/>
-        </w:rPr>
-        <w:t>expression</w:t>
-      </w:r>
-      <w:r>
-        <w:rPr>
-          <w:b w:val="0"/>
-        </w:rPr>
-        <w:t xml:space="preserve">s and </w:t>
-      </w:r>
-      <w:r>
-        <w:rPr>
-          <w:b/>
-        </w:rPr>
-        <w:t>operator</w:t>
-      </w:r>
-      <w:r>
-        <w:rPr>
-          <w:b w:val="0"/>
-        </w:rPr>
-        <w:t xml:space="preserve"> order </w:t>
-      </w:r>
-      <w:r>
-        <w:rPr>
-          <w:b/>
-        </w:rPr>
-        <w:t>evidence</w:t>
-      </w:r>
-      <w:r>
-        <w:rPr>
-          <w:b w:val="0"/>
-        </w:rPr>
-        <w:t xml:space="preserve"> sheet to Python readiness portfolio. Show how you can evaluate numeric </w:t>
-      </w:r>
-      <w:r>
-        <w:rPr>
-          <w:b/>
-        </w:rPr>
-        <w:t>expression</w:t>
-      </w:r>
-      <w:r>
-        <w:rPr>
-          <w:b w:val="0"/>
-        </w:rPr>
-        <w:t>s using python’s grouping rules.</w:t>
-      </w:r>
-    </w:p>
-    <w:p>
-      <w:pPr>
-        <w:spacing w:line="336" w:lineRule="auto" w:after="180"/>
-      </w:pPr>
-      <w:r>
-        <w:rPr>
-          <w:b w:val="0"/>
-        </w:rPr>
-        <w:t xml:space="preserve">Use the supplied fictional case and keep its </w:t>
-      </w:r>
-      <w:r>
-        <w:rPr>
-          <w:b/>
-        </w:rPr>
-        <w:t>input</w:t>
-      </w:r>
-      <w:r>
-        <w:rPr>
-          <w:b w:val="0"/>
-        </w:rPr>
-        <w:t xml:space="preserve">s, intermediate steps, calculation or </w:t>
-      </w:r>
-      <w:r>
-        <w:rPr>
-          <w:b/>
-        </w:rPr>
-        <w:t>prediction</w:t>
-      </w:r>
-      <w:r>
-        <w:rPr>
-          <w:b w:val="0"/>
-        </w:rPr>
-        <w:t>, and limitation. Connect this record to last week’s record; a matching answer without a trace is insufficient.</w:t>
-      </w:r>
-    </w:p>
-    <w:p>
-      <w:pPr>
-        <w:pStyle w:val="Heading3"/>
-      </w:pPr>
-      <w:r>
-        <w:t>My project change, supporting evidence and remaining limit</w:t>
-      </w:r>
-    </w:p>
-    <w:p>
-      <w:r>
-        <w:t>________________________________________________________________</w:t>
-      </w:r>
-    </w:p>
-    <w:p>
-      <w:r>
-        <w:t>________________________________________________________________</w:t>
-      </w:r>
-    </w:p>
-    <w:p>
-      <w:r>
-        <w:t>________________________________________________________________</w:t>
-      </w:r>
-    </w:p>
-    <w:p>
-      <w:r>
-        <w:t>________________________________________________________________</w:t>
-      </w:r>
-    </w:p>
-    <w:p>
-      <w:r>
-        <w:t>________________________________________________________________</w:t>
-      </w:r>
-    </w:p>
-    <w:p>
-      <w:r>
-        <w:t>________________________________________________________________</w:t>
-      </w:r>
-    </w:p>
-    <w:p>
-      <w:pPr>
-        <w:pStyle w:val="Heading1"/>
-      </w:pPr>
-      <w:r>
-        <w:t>11. Feedback, return check and learning record</w:t>
-      </w:r>
-    </w:p>
-    <w:p>
-      <w:r>
-        <w:t>Record the first repaired step and a different case to revisit after a delay.</w:t>
+        <w:t>11. Feedback · Repair and return</w:t>
+      </w:r>
+    </w:p>
+    <w:p>
+      <w:r>
+        <w:t>Keep the stated task, its own code/values and support record together.</w:t>
+      </w:r>
+    </w:p>
+    <w:p>
+      <w:pPr>
+        <w:pStyle w:val="Heading2"/>
+      </w:pPr>
+      <w:r>
+        <w:t>Task and evidence record</w:t>
       </w:r>
     </w:p>
     <w:tbl>
@@ -1144,12 +734,9 @@
     </w:tbl>
     <w:p>
       <w:pPr>
-        <w:spacing w:line="336" w:lineRule="auto" w:after="180"/>
-      </w:pPr>
-      <w:r>
-        <w:rPr>
-          <w:b w:val="0"/>
-        </w:rPr>
+        <w:pStyle w:val="ListBullet"/>
+      </w:pPr>
+      <w:r>
         <w:t>Revisit this idea with your teacher after a delay. Familiarity is different from explaining and using it on a changed case.</w:t>
       </w:r>
     </w:p>
@@ -1158,64 +745,317 @@
         <w:pStyle w:val="Heading1"/>
       </w:pPr>
       <w:r>
-        <w:t>12. Pictorial case practice: Expressions and operator order</w:t>
-      </w:r>
-    </w:p>
-    <w:p>
-      <w:r>
-        <w:t>Parentheses change an expression. A toy shelf calculator compares adding a fixed cost after multiplication with multiplying an entire group. Explain the labelled step before checking the changed condition.</w:t>
-      </w:r>
-    </w:p>
-    <w:p>
-      <w:pPr>
-        <w:spacing w:line="336" w:lineRule="auto" w:after="180"/>
-      </w:pPr>
-      <w:r>
-        <w:rPr>
-          <w:b/>
-        </w:rPr>
-        <w:t>Parentheses</w:t>
-      </w:r>
-      <w:r>
-        <w:rPr>
-          <w:b w:val="0"/>
-        </w:rPr>
-        <w:t xml:space="preserve"> change an </w:t>
-      </w:r>
-      <w:r>
-        <w:rPr>
-          <w:b/>
-        </w:rPr>
-        <w:t>expression</w:t>
-      </w:r>
-      <w:r>
-        <w:rPr>
-          <w:b w:val="0"/>
-        </w:rPr>
-        <w:t>. A toy shelf calculator compares adding a fixed cost after multiplication with multiplying an entire group.</w:t>
-      </w:r>
-    </w:p>
-    <w:p>
-      <w:pPr>
-        <w:spacing w:line="336" w:lineRule="auto" w:after="180"/>
-      </w:pPr>
-      <w:r>
-        <w:rPr>
-          <w:b w:val="0"/>
-        </w:rPr>
-        <w:t xml:space="preserve">Python 3: print(3+2*5); print((3+2)*5). </w:t>
-      </w:r>
-      <w:r>
-        <w:rPr>
-          <w:b/>
-        </w:rPr>
-        <w:t>Input</w:t>
-      </w:r>
-      <w:r>
-        <w:rPr>
-          <w:b w:val="0"/>
-        </w:rPr>
-        <w:t>s are dimensionless for this arithmetic exercise.</w:t>
+        <w:t>Reference bank and extra practice</w:t>
+      </w:r>
+    </w:p>
+    <w:p>
+      <w:pPr>
+        <w:pStyle w:val="Heading1"/>
+      </w:pPr>
+      <w:r>
+        <w:t>02. Reference · Supported W2 record</w:t>
+      </w:r>
+    </w:p>
+    <w:p>
+      <w:r>
+        <w:t>Keep the stated task, its own code/values and support record together.</w:t>
+      </w:r>
+    </w:p>
+    <w:p>
+      <w:pPr>
+        <w:pStyle w:val="Heading2"/>
+      </w:pPr>
+      <w:r>
+        <w:t>Task and evidence record</w:t>
+      </w:r>
+    </w:p>
+    <w:p>
+      <w:pPr>
+        <w:pStyle w:val="ListBullet"/>
+      </w:pPr>
+      <w:r>
+        <w:t>Use W2: Predict then test expressions for Expressions and operator order. Record the answer once; the lesson and workbook refer to the same attempt.</w:t>
+      </w:r>
+    </w:p>
+    <w:tbl>
+      <w:tblPr>
+        <w:tblStyle w:val="LightShading-Accent1"/>
+        <w:tblW w:type="auto" w:w="0"/>
+        <w:tblLook w:firstColumn="1" w:firstRow="1" w:lastColumn="0" w:lastRow="0" w:noHBand="0" w:noVBand="1" w:val="04A0"/>
+      </w:tblPr>
+      <w:tblGrid>
+        <w:gridCol w:w="2556"/>
+        <w:gridCol w:w="2556"/>
+        <w:gridCol w:w="2556"/>
+        <w:gridCol w:w="2556"/>
+      </w:tblGrid>
+      <w:tr>
+        <w:trPr>
+          <w:tblHeader/>
+        </w:trPr>
+        <w:tc>
+          <w:tcPr>
+            <w:tcW w:type="dxa" w:w="2556"/>
+          </w:tcPr>
+          <w:p>
+            <w:r>
+              <w:t>Given inputs</w:t>
+            </w:r>
+          </w:p>
+        </w:tc>
+        <w:tc>
+          <w:tcPr>
+            <w:tcW w:type="dxa" w:w="2556"/>
+          </w:tcPr>
+          <w:p>
+            <w:r>
+              <w:t>Procedure I chose</w:t>
+            </w:r>
+          </w:p>
+        </w:tc>
+        <w:tc>
+          <w:tcPr>
+            <w:tcW w:type="dxa" w:w="2556"/>
+          </w:tcPr>
+          <w:p>
+            <w:r>
+              <w:t>Middle steps</w:t>
+            </w:r>
+          </w:p>
+        </w:tc>
+        <w:tc>
+          <w:tcPr>
+            <w:tcW w:type="dxa" w:w="2556"/>
+          </w:tcPr>
+          <w:p>
+            <w:r>
+              <w:t>Result and check</w:t>
+            </w:r>
+          </w:p>
+        </w:tc>
+      </w:tr>
+      <w:tr>
+        <w:tc>
+          <w:tcPr>
+            <w:tcW w:type="dxa" w:w="2556"/>
+          </w:tcPr>
+          <w:p>
+            <w:r/>
+          </w:p>
+        </w:tc>
+        <w:tc>
+          <w:tcPr>
+            <w:tcW w:type="dxa" w:w="2556"/>
+          </w:tcPr>
+          <w:p>
+            <w:r/>
+          </w:p>
+        </w:tc>
+        <w:tc>
+          <w:tcPr>
+            <w:tcW w:type="dxa" w:w="2556"/>
+          </w:tcPr>
+          <w:p>
+            <w:r/>
+          </w:p>
+        </w:tc>
+        <w:tc>
+          <w:tcPr>
+            <w:tcW w:type="dxa" w:w="2556"/>
+          </w:tcPr>
+          <w:p>
+            <w:r/>
+          </w:p>
+        </w:tc>
+      </w:tr>
+    </w:tbl>
+    <w:p>
+      <w:pPr>
+        <w:pStyle w:val="Heading3"/>
+      </w:pPr>
+      <w:r>
+        <w:t>The step I completed without help, and the hint I needed</w:t>
+      </w:r>
+    </w:p>
+    <w:p>
+      <w:r>
+        <w:t>________________________________________________________________</w:t>
+      </w:r>
+    </w:p>
+    <w:p>
+      <w:r>
+        <w:t>________________________________________________________________</w:t>
+      </w:r>
+    </w:p>
+    <w:p>
+      <w:r>
+        <w:t>________________________________________________________________</w:t>
+      </w:r>
+    </w:p>
+    <w:p>
+      <w:pPr>
+        <w:pStyle w:val="Heading1"/>
+      </w:pPr>
+      <w:r>
+        <w:t>03. Extra practice · Individual reasoning check</w:t>
+      </w:r>
+    </w:p>
+    <w:p>
+      <w:r>
+        <w:t>Keep the stated task, its own code/values and support record together.</w:t>
+      </w:r>
+    </w:p>
+    <w:p>
+      <w:pPr>
+        <w:pStyle w:val="Heading2"/>
+      </w:pPr>
+      <w:r>
+        <w:t>Task and evidence record</w:t>
+      </w:r>
+    </w:p>
+    <w:p>
+      <w:pPr>
+        <w:pStyle w:val="ListBullet"/>
+      </w:pPr>
+      <w:r>
+        <w:t>Use the worked case for Expressions and operator order. Proposed explanation: “All operations are read left to right regardless of precedence”. Decide whether this explanation is supported. Point to the step or supplied fact that decides; explain your repair if needed.</w:t>
+      </w:r>
+    </w:p>
+    <w:p>
+      <w:pPr>
+        <w:pStyle w:val="Heading3"/>
+      </w:pPr>
+      <w:r>
+        <w:t>My explanation before partner discussion</w:t>
+      </w:r>
+    </w:p>
+    <w:p>
+      <w:r>
+        <w:t>________________________________________________________________</w:t>
+      </w:r>
+    </w:p>
+    <w:p>
+      <w:r>
+        <w:t>________________________________________________________________</w:t>
+      </w:r>
+    </w:p>
+    <w:p>
+      <w:r>
+        <w:t>________________________________________________________________</w:t>
+      </w:r>
+    </w:p>
+    <w:p>
+      <w:r>
+        <w:t>________________________________________________________________</w:t>
+      </w:r>
+    </w:p>
+    <w:p>
+      <w:pPr>
+        <w:pStyle w:val="Heading1"/>
+      </w:pPr>
+      <w:r>
+        <w:t>08. Additional practice · Earlier W4 transfer</w:t>
+      </w:r>
+    </w:p>
+    <w:p>
+      <w:r>
+        <w:t>Keep the stated task, its own code/values and support record together.</w:t>
+      </w:r>
+    </w:p>
+    <w:p>
+      <w:pPr>
+        <w:pStyle w:val="Heading2"/>
+      </w:pPr>
+      <w:r>
+        <w:t>Task and evidence record</w:t>
+      </w:r>
+    </w:p>
+    <w:p>
+      <w:pPr>
+        <w:pStyle w:val="ListBullet"/>
+      </w:pPr>
+      <w:r>
+        <w:t>Four trays hold six tiles each and five tiles are loose. Write and evaluate the total expression. Then pack the total into complete groups of four and find the remainder. Explain why 4 * (6 + 5) is wrong for this story.</w:t>
+      </w:r>
+    </w:p>
+    <w:p>
+      <w:pPr>
+        <w:pStyle w:val="Heading3"/>
+      </w:pPr>
+      <w:r>
+        <w:t>My reasoning and evidence</w:t>
+      </w:r>
+    </w:p>
+    <w:p>
+      <w:r>
+        <w:t>________________________________________________________________</w:t>
+      </w:r>
+    </w:p>
+    <w:p>
+      <w:r>
+        <w:t>________________________________________________________________</w:t>
+      </w:r>
+    </w:p>
+    <w:p>
+      <w:r>
+        <w:t>________________________________________________________________</w:t>
+      </w:r>
+    </w:p>
+    <w:p>
+      <w:r>
+        <w:t>________________________________________________________________</w:t>
+      </w:r>
+    </w:p>
+    <w:p>
+      <w:r>
+        <w:t>________________________________________________________________</w:t>
+      </w:r>
+    </w:p>
+    <w:p>
+      <w:r>
+        <w:t>________________________________________________________________</w:t>
+      </w:r>
+    </w:p>
+    <w:p>
+      <w:r>
+        <w:t>________________________________________________________________</w:t>
+      </w:r>
+    </w:p>
+    <w:p>
+      <w:pPr>
+        <w:pStyle w:val="Heading1"/>
+      </w:pPr>
+      <w:r>
+        <w:t>12. Extra practice · Pictured case</w:t>
+      </w:r>
+    </w:p>
+    <w:p>
+      <w:r>
+        <w:t>Keep the stated task, its own code/values and support record together.</w:t>
+      </w:r>
+    </w:p>
+    <w:p>
+      <w:pPr>
+        <w:pStyle w:val="Heading2"/>
+      </w:pPr>
+      <w:r>
+        <w:t>Task and evidence record</w:t>
+      </w:r>
+    </w:p>
+    <w:p>
+      <w:pPr>
+        <w:pStyle w:val="ListBullet"/>
+      </w:pPr>
+      <w:r>
+        <w:t>Parentheses change an expression. A toy shelf calculator compares adding a fixed cost after multiplication with multiplying an entire group.</w:t>
+      </w:r>
+    </w:p>
+    <w:p>
+      <w:pPr>
+        <w:pStyle w:val="ListBullet"/>
+      </w:pPr>
+      <w:r>
+        <w:t>Python 3: print(3+2*5); print((3+2)*5). Inputs are dimensionless for this arithmetic exercise.</w:t>
       </w:r>
     </w:p>
     <w:p>
@@ -1256,37 +1096,10 @@
     </w:p>
     <w:p>
       <w:pPr>
-        <w:spacing w:line="336" w:lineRule="auto" w:after="180"/>
-      </w:pPr>
-      <w:r>
-        <w:rPr>
-          <w:b w:val="0"/>
-        </w:rPr>
-        <w:t xml:space="preserve">Trace the operation order in both </w:t>
-      </w:r>
-      <w:r>
-        <w:rPr>
-          <w:b/>
-        </w:rPr>
-        <w:t>expression</w:t>
-      </w:r>
-      <w:r>
-        <w:rPr>
-          <w:b w:val="0"/>
-        </w:rPr>
-        <w:t xml:space="preserve">s. Identify which picture step changes with </w:t>
-      </w:r>
-      <w:r>
-        <w:rPr>
-          <w:b/>
-        </w:rPr>
-        <w:t>parentheses</w:t>
-      </w:r>
-      <w:r>
-        <w:rPr>
-          <w:b w:val="0"/>
-        </w:rPr>
-        <w:t xml:space="preserve"> and predict both results when the multiplier becomes four.</w:t>
+        <w:pStyle w:val="ListBullet"/>
+      </w:pPr>
+      <w:r>
+        <w:t>Trace the operation order in both expressions. Identify which picture step changes with parentheses and predict both results when the multiplier becomes four.</w:t>
       </w:r>
     </w:p>
     <w:p>
@@ -1329,80 +1142,18 @@
     </w:p>
     <w:p>
       <w:pPr>
-        <w:pStyle w:val="Heading3"/>
-      </w:pPr>
-      <w:r>
-        <w:t>Record the help used</w:t>
-      </w:r>
-    </w:p>
-    <w:p>
-      <w:pPr>
-        <w:spacing w:line="336" w:lineRule="auto" w:after="180"/>
-        <w:shd w:fill="F1F6F8"/>
-      </w:pPr>
-      <w:r>
-        <w:rPr>
-          <w:b w:val="0"/>
-        </w:rPr>
-        <w:t xml:space="preserve">Support used: alone / hint / worked example. This record is practice </w:t>
-      </w:r>
-      <w:r>
-        <w:rPr>
-          <w:b/>
-        </w:rPr>
-        <w:t>evidence</w:t>
-      </w:r>
-      <w:r>
-        <w:rPr>
-          <w:b w:val="0"/>
-        </w:rPr>
-        <w:t>.</w:t>
-      </w:r>
-    </w:p>
-    <w:p>
-      <w:pPr>
-        <w:spacing w:line="336" w:lineRule="auto" w:after="180"/>
-      </w:pPr>
-      <w:r>
-        <w:rPr>
-          <w:b w:val="0"/>
-        </w:rPr>
-        <w:t xml:space="preserve">Project connection: For Python readiness before the Responsible Plant Classifier, retain a trace of the values, the predicted </w:t>
-      </w:r>
-      <w:r>
-        <w:rPr>
-          <w:b/>
-        </w:rPr>
-        <w:t>output</w:t>
-      </w:r>
-      <w:r>
-        <w:rPr>
-          <w:b w:val="0"/>
-        </w:rPr>
-        <w:t>s and the changed-case explanation.</w:t>
-      </w:r>
-    </w:p>
-    <w:p>
-      <w:pPr>
-        <w:spacing w:line="336" w:lineRule="auto" w:after="180"/>
-      </w:pPr>
-      <w:r>
-        <w:rPr>
-          <w:b w:val="0"/>
-        </w:rPr>
-        <w:t xml:space="preserve">Use actual Python 3 results to check the </w:t>
-      </w:r>
-      <w:r>
-        <w:rPr>
-          <w:b/>
-        </w:rPr>
-        <w:t>prediction</w:t>
-      </w:r>
-      <w:r>
-        <w:rPr>
-          <w:b w:val="0"/>
-        </w:rPr>
-        <w:t xml:space="preserve"> after reasoning first.</w:t>
+        <w:pStyle w:val="ListBullet"/>
+      </w:pPr>
+      <w:r>
+        <w:t>Support used: alone / hint / worked example. This record is practice evidence.</w:t>
+      </w:r>
+    </w:p>
+    <w:p>
+      <w:pPr>
+        <w:pStyle w:val="ListBullet"/>
+      </w:pPr>
+      <w:r>
+        <w:t>Project connection: For Python readiness before the Responsible Plant Classifier, retain a trace of the values, the predicted outputs and the changed-case explanation. Use actual Python 3 results to check the prediction after reasoning first.</w:t>
       </w:r>
     </w:p>
     <w:p>
@@ -1410,105 +1161,44 @@
         <w:pStyle w:val="Heading1"/>
       </w:pPr>
       <w:r>
-        <w:t>13. Project portfolio milestone</w:t>
-      </w:r>
-    </w:p>
-    <w:p>
-      <w:r>
-        <w:t>Keep this week’s input, deciding step, result and limit together in the Python readiness portfolio record.</w:t>
-      </w:r>
-    </w:p>
-    <w:p>
-      <w:pPr>
-        <w:spacing w:line="336" w:lineRule="auto" w:after="180"/>
-      </w:pPr>
-      <w:r>
-        <w:rPr>
-          <w:b w:val="0"/>
-        </w:rPr>
+        <w:t>13. Reference · Project portfolio milestone</w:t>
+      </w:r>
+    </w:p>
+    <w:p>
+      <w:r>
+        <w:t>Keep the stated task, its own code/values and support record together.</w:t>
+      </w:r>
+    </w:p>
+    <w:p>
+      <w:pPr>
+        <w:pStyle w:val="Heading2"/>
+      </w:pPr>
+      <w:r>
+        <w:t>Task and evidence record</w:t>
+      </w:r>
+    </w:p>
+    <w:p>
+      <w:pPr>
+        <w:pStyle w:val="ListBullet"/>
+      </w:pPr>
+      <w:r>
         <w:t>Project: Python readiness portfolio</w:t>
       </w:r>
     </w:p>
     <w:p>
       <w:pPr>
-        <w:spacing w:line="336" w:lineRule="auto" w:after="180"/>
-      </w:pPr>
-      <w:r>
-        <w:rPr>
-          <w:b w:val="0"/>
-        </w:rPr>
-        <w:t xml:space="preserve">Current milestone: Python readiness portfolio. Keep runnable code, </w:t>
-      </w:r>
-      <w:r>
-        <w:rPr>
-          <w:b/>
-        </w:rPr>
-        <w:t>prediction</w:t>
-      </w:r>
-      <w:r>
-        <w:rPr>
-          <w:b w:val="0"/>
-        </w:rPr>
-        <w:t xml:space="preserve">s, actual </w:t>
-      </w:r>
-      <w:r>
-        <w:rPr>
-          <w:b/>
-        </w:rPr>
-        <w:t>output</w:t>
-      </w:r>
-      <w:r>
-        <w:rPr>
-          <w:b w:val="0"/>
-        </w:rPr>
-        <w:t xml:space="preserve">s, one repaired error and an explanation of a function on changed </w:t>
-      </w:r>
-      <w:r>
-        <w:rPr>
-          <w:b/>
-        </w:rPr>
-        <w:t>input</w:t>
-      </w:r>
-      <w:r>
-        <w:rPr>
-          <w:b w:val="0"/>
-        </w:rPr>
-        <w:t>s.</w:t>
-      </w:r>
-    </w:p>
-    <w:p>
-      <w:pPr>
-        <w:spacing w:line="336" w:lineRule="auto" w:after="180"/>
-      </w:pPr>
-      <w:r>
-        <w:rPr>
-          <w:b w:val="0"/>
-        </w:rPr>
-        <w:t xml:space="preserve">For Python readiness before the Responsible Plant Classifier, retain a trace of the values, the predicted </w:t>
-      </w:r>
-      <w:r>
-        <w:rPr>
-          <w:b/>
-        </w:rPr>
-        <w:t>output</w:t>
-      </w:r>
-      <w:r>
-        <w:rPr>
-          <w:b w:val="0"/>
-        </w:rPr>
-        <w:t xml:space="preserve">s and the changed-case explanation. Use actual Python 3 results to check the </w:t>
-      </w:r>
-      <w:r>
-        <w:rPr>
-          <w:b/>
-        </w:rPr>
-        <w:t>prediction</w:t>
-      </w:r>
-      <w:r>
-        <w:rPr>
-          <w:b w:val="0"/>
-        </w:rPr>
-        <w:t xml:space="preserve"> after reasoning first.</w:t>
+        <w:pStyle w:val="ListBullet"/>
+      </w:pPr>
+      <w:r>
+        <w:t>Current milestone: Python readiness portfolio. Keep runnable code, predictions, actual outputs, one repaired error and an explanation of a function on changed inputs.</w:t>
+      </w:r>
+    </w:p>
+    <w:p>
+      <w:pPr>
+        <w:pStyle w:val="ListBullet"/>
+      </w:pPr>
+      <w:r>
+        <w:t>For Python readiness before the Responsible Plant Classifier, retain a trace of the values, the predicted outputs and the changed-case explanation. Use actual Python 3 results to check the prediction after reasoning first.</w:t>
       </w:r>
     </w:p>
     <w:tbl>
@@ -1665,12 +1355,458 @@
         <w:pStyle w:val="Heading1"/>
       </w:pPr>
       <w:r>
-        <w:t>14. Supported practice and learning evidence</w:t>
-      </w:r>
-    </w:p>
-    <w:p>
-      <w:r>
-        <w:t>Try the supported questions before comparing with hints and feedback. Record what you repaired and the evidence you retained.</w:t>
+        <w:t>14. Extra practice · Predict, check and repair</w:t>
+      </w:r>
+    </w:p>
+    <w:p>
+      <w:r>
+        <w:t>Use only after an attempt; keep the reserved assessment separate.</w:t>
+      </w:r>
+    </w:p>
+    <w:p>
+      <w:pPr>
+        <w:pStyle w:val="Heading2"/>
+      </w:pPr>
+      <w:r>
+        <w:t>First question and hint</w:t>
+      </w:r>
+    </w:p>
+    <w:p>
+      <w:pPr>
+        <w:pStyle w:val="ListBullet"/>
+      </w:pPr>
+      <w:r>
+        <w:t>Parentheses change an expression. A toy shelf calculator compares adding a fixed cost after multiplication with multiplying an entire group.</w:t>
+      </w:r>
+    </w:p>
+    <w:p>
+      <w:pPr>
+        <w:pStyle w:val="Heading3"/>
+      </w:pPr>
+      <w:r>
+        <w:t>Practice 1: explain the deciding evidence</w:t>
+      </w:r>
+    </w:p>
+    <w:p>
+      <w:pPr>
+        <w:pStyle w:val="ListBullet"/>
+      </w:pPr>
+      <w:r>
+        <w:t>Which labelled step matches this detail? Parentheses give 3+2=5 first; multiplying by 5 gives 25.</w:t>
+      </w:r>
+    </w:p>
+    <w:p>
+      <w:pPr>
+        <w:pStyle w:val="ListBullet"/>
+      </w:pPr>
+      <w:r>
+        <w:t>1. Compute grouped result</w:t>
+      </w:r>
+    </w:p>
+    <w:p>
+      <w:pPr>
+        <w:pStyle w:val="ListBullet"/>
+      </w:pPr>
+      <w:r>
+        <w:t>2. Use precedence</w:t>
+      </w:r>
+    </w:p>
+    <w:p>
+      <w:pPr>
+        <w:pStyle w:val="ListBullet"/>
+      </w:pPr>
+      <w:r>
+        <w:t>3. Compute first result</w:t>
+      </w:r>
+    </w:p>
+    <w:p>
+      <w:pPr>
+        <w:pStyle w:val="Heading3"/>
+      </w:pPr>
+      <w:r>
+        <w:t>My selected conclusion, deciding fact and explanation</w:t>
+      </w:r>
+    </w:p>
+    <w:p>
+      <w:r>
+        <w:t>________________________________________________________________</w:t>
+      </w:r>
+    </w:p>
+    <w:p>
+      <w:r>
+        <w:t>________________________________________________________________</w:t>
+      </w:r>
+    </w:p>
+    <w:p>
+      <w:r>
+        <w:t>________________________________________________________________</w:t>
+      </w:r>
+    </w:p>
+    <w:p>
+      <w:r>
+        <w:t>________________________________________________________________</w:t>
+      </w:r>
+    </w:p>
+    <w:p>
+      <w:r>
+        <w:t>________________________________________________________________</w:t>
+      </w:r>
+    </w:p>
+    <w:p>
+      <w:pPr>
+        <w:pStyle w:val="ListBullet"/>
+      </w:pPr>
+      <w:r>
+        <w:t>Hint if needed: Read the steps in the pictorial case. Match the supplied detail to the stage that performs or records it.</w:t>
+      </w:r>
+    </w:p>
+    <w:p>
+      <w:pPr>
+        <w:pStyle w:val="Heading2"/>
+      </w:pPr>
+      <w:r>
+        <w:t>Check the first explanation · reference / check after trying</w:t>
+      </w:r>
+    </w:p>
+    <w:p>
+      <w:pPr>
+        <w:spacing w:line="336" w:lineRule="auto" w:after="180"/>
+      </w:pPr>
+      <w:r>
+        <w:rPr>
+          <w:b w:val="0"/>
+        </w:rPr>
+        <w:t xml:space="preserve">After your attempt, compare with the supported explanation: Compute grouped result </w:t>
+      </w:r>
+      <w:r>
+        <w:rPr>
+          <w:b/>
+        </w:rPr>
+        <w:t>Parentheses</w:t>
+      </w:r>
+      <w:r>
+        <w:rPr>
+          <w:b w:val="0"/>
+        </w:rPr>
+        <w:t xml:space="preserve"> give 3+2=5 first; multiplying by 5 gives 25. </w:t>
+      </w:r>
+      <w:r>
+        <w:rPr>
+          <w:b/>
+        </w:rPr>
+        <w:t>Parentheses</w:t>
+      </w:r>
+      <w:r>
+        <w:rPr>
+          <w:b w:val="0"/>
+        </w:rPr>
+        <w:t xml:space="preserve"> explicitly group an operation.</w:t>
+      </w:r>
+    </w:p>
+    <w:p>
+      <w:pPr>
+        <w:spacing w:line="336" w:lineRule="auto" w:after="180"/>
+      </w:pPr>
+      <w:r>
+        <w:rPr>
+          <w:b w:val="0"/>
+        </w:rPr>
+        <w:t>Without them, Python multiplication takes priority over addition; the same numerals can therefore describe different procedures.</w:t>
+      </w:r>
+    </w:p>
+    <w:p>
+      <w:pPr>
+        <w:pStyle w:val="Heading2"/>
+      </w:pPr>
+      <w:r>
+        <w:t>Changed-case question and hint</w:t>
+      </w:r>
+    </w:p>
+    <w:p>
+      <w:pPr>
+        <w:pStyle w:val="Heading3"/>
+      </w:pPr>
+      <w:r>
+        <w:t>Practice 2: explain the deciding evidence</w:t>
+      </w:r>
+    </w:p>
+    <w:p>
+      <w:pPr>
+        <w:pStyle w:val="ListBullet"/>
+      </w:pPr>
+      <w:r>
+        <w:t>Changed-case practice: Replace the final multiplier 5 with 4 in both expressions. Which conclusion is supported by the supplied facts?</w:t>
+      </w:r>
+    </w:p>
+    <w:p>
+      <w:pPr>
+        <w:pStyle w:val="ListBullet"/>
+      </w:pPr>
+      <w:r>
+        <w:t>1. We can decide the result without examining the changed input or the procedure.</w:t>
+      </w:r>
+    </w:p>
+    <w:p>
+      <w:pPr>
+        <w:pStyle w:val="ListBullet"/>
+      </w:pPr>
+      <w:r>
+        <w:t>2. This one example guarantees correct results for every future input.</w:t>
+      </w:r>
+    </w:p>
+    <w:p>
+      <w:pPr>
+        <w:pStyle w:val="ListBullet"/>
+      </w:pPr>
+      <w:r>
+        <w:t>3. The first result is 11; the grouped result is 20.</w:t>
+      </w:r>
+    </w:p>
+    <w:p>
+      <w:pPr>
+        <w:pStyle w:val="Heading3"/>
+      </w:pPr>
+      <w:r>
+        <w:t>My selected conclusion, deciding fact and explanation</w:t>
+      </w:r>
+    </w:p>
+    <w:p>
+      <w:r>
+        <w:t>________________________________________________________________</w:t>
+      </w:r>
+    </w:p>
+    <w:p>
+      <w:r>
+        <w:t>________________________________________________________________</w:t>
+      </w:r>
+    </w:p>
+    <w:p>
+      <w:r>
+        <w:t>________________________________________________________________</w:t>
+      </w:r>
+    </w:p>
+    <w:p>
+      <w:r>
+        <w:t>________________________________________________________________</w:t>
+      </w:r>
+    </w:p>
+    <w:p>
+      <w:r>
+        <w:t>________________________________________________________________</w:t>
+      </w:r>
+    </w:p>
+    <w:p>
+      <w:pPr>
+        <w:pStyle w:val="ListBullet"/>
+      </w:pPr>
+      <w:r>
+        <w:t>Hint if needed: Use the changed condition and the deciding step in the pictorial trace. The answer must say what follows from those facts.</w:t>
+      </w:r>
+    </w:p>
+    <w:p>
+      <w:pPr>
+        <w:pStyle w:val="Heading2"/>
+      </w:pPr>
+      <w:r>
+        <w:t>Check the changed explanation · reference / check after trying</w:t>
+      </w:r>
+    </w:p>
+    <w:p>
+      <w:pPr>
+        <w:spacing w:line="336" w:lineRule="auto" w:after="180"/>
+      </w:pPr>
+      <w:r>
+        <w:rPr>
+          <w:b w:val="0"/>
+        </w:rPr>
+        <w:t>After your attempt, compare with the supported explanation: The first result is 11; the grouped result is 20. 3+2*4=3+8; (3+2)*4=5*4.</w:t>
+      </w:r>
+    </w:p>
+    <w:p>
+      <w:pPr>
+        <w:pStyle w:val="Heading2"/>
+      </w:pPr>
+      <w:r>
+        <w:t>Repair and keep the record</w:t>
+      </w:r>
+    </w:p>
+    <w:p>
+      <w:pPr>
+        <w:spacing w:line="336" w:lineRule="auto" w:after="180"/>
+      </w:pPr>
+      <w:r>
+        <w:rPr>
+          <w:b w:val="0"/>
+        </w:rPr>
+        <w:t xml:space="preserve">Review Values variables and types (python-bridge/2). Goal: Distinguish integer, floating-point, text and Boolean values. Short practice: Predict both print </w:t>
+      </w:r>
+      <w:r>
+        <w:rPr>
+          <w:b/>
+        </w:rPr>
+        <w:t>output</w:t>
+      </w:r>
+      <w:r>
+        <w:rPr>
+          <w:b w:val="0"/>
+        </w:rPr>
+        <w:t>s and explain why they differ.</w:t>
+      </w:r>
+    </w:p>
+    <w:p>
+      <w:pPr>
+        <w:spacing w:line="336" w:lineRule="auto" w:after="180"/>
+      </w:pPr>
+      <w:r>
+        <w:rPr>
+          <w:b w:val="0"/>
+        </w:rPr>
+        <w:t xml:space="preserve">Does count+tag work, and what happens to each valid </w:t>
+      </w:r>
+      <w:r>
+        <w:rPr>
+          <w:b/>
+        </w:rPr>
+        <w:t>output</w:t>
+      </w:r>
+      <w:r>
+        <w:rPr>
+          <w:b w:val="0"/>
+        </w:rPr>
+        <w:t xml:space="preserve"> after count becomes ten?. Return to this week and explain what you changed.</w:t>
+      </w:r>
+    </w:p>
+    <w:p>
+      <w:pPr>
+        <w:spacing w:line="336" w:lineRule="auto" w:after="180"/>
+      </w:pPr>
+      <w:r>
+        <w:rPr>
+          <w:b w:val="0"/>
+        </w:rPr>
+        <w:t xml:space="preserve">The browser lab lets you edit the supported Python examples already included in this lesson. Predict first, run, inspect the actual </w:t>
+      </w:r>
+      <w:r>
+        <w:rPr>
+          <w:b/>
+        </w:rPr>
+        <w:t>output</w:t>
+      </w:r>
+      <w:r>
+        <w:rPr>
+          <w:b w:val="0"/>
+        </w:rPr>
+        <w:t xml:space="preserve"> or error, change one </w:t>
+      </w:r>
+      <w:r>
+        <w:rPr>
+          <w:b/>
+        </w:rPr>
+        <w:t>input</w:t>
+      </w:r>
+      <w:r>
+        <w:rPr>
+          <w:b w:val="0"/>
+        </w:rPr>
+        <w:t>, then run again.</w:t>
+      </w:r>
+    </w:p>
+    <w:p>
+      <w:pPr>
+        <w:spacing w:line="336" w:lineRule="auto" w:after="180"/>
+      </w:pPr>
+      <w:r>
+        <w:rPr>
+          <w:b w:val="0"/>
+        </w:rPr>
+        <w:t xml:space="preserve">Keep code, </w:t>
+      </w:r>
+      <w:r>
+        <w:rPr>
+          <w:b/>
+        </w:rPr>
+        <w:t>prediction</w:t>
+      </w:r>
+      <w:r>
+        <w:rPr>
+          <w:b w:val="0"/>
+        </w:rPr>
+        <w:t>s, actual results and a reasoned revision together. On paper, label your result as a trace rather than an execution.</w:t>
+      </w:r>
+    </w:p>
+    <w:p>
+      <w:pPr>
+        <w:spacing w:line="336" w:lineRule="auto" w:after="180"/>
+      </w:pPr>
+      <w:r>
+        <w:rPr>
+          <w:b w:val="0"/>
+        </w:rPr>
+        <w:t xml:space="preserve">Use Download completed work in the hosted lesson to export your answers, reflections, practice feedback and code-run </w:t>
+      </w:r>
+      <w:r>
+        <w:rPr>
+          <w:b/>
+        </w:rPr>
+        <w:t>evidence</w:t>
+      </w:r>
+      <w:r>
+        <w:rPr>
+          <w:b w:val="0"/>
+        </w:rPr>
+        <w:t>. Open the HTML copy to read or print it.</w:t>
+      </w:r>
+    </w:p>
+    <w:p>
+      <w:pPr>
+        <w:spacing w:line="336" w:lineRule="auto" w:after="180"/>
+      </w:pPr>
+      <w:r>
+        <w:rPr>
+          <w:b w:val="0"/>
+        </w:rPr>
+        <w:t>Drafts stay in this browser when storage is available; clear drafts on a shared device.</w:t>
+      </w:r>
+    </w:p>
+    <w:p>
+      <w:pPr>
+        <w:pStyle w:val="Heading3"/>
+      </w:pPr>
+      <w:r>
+        <w:t>What I repaired, the evidence I kept and the next test</w:t>
+      </w:r>
+    </w:p>
+    <w:p>
+      <w:r>
+        <w:t>________________________________________________________________</w:t>
+      </w:r>
+    </w:p>
+    <w:p>
+      <w:r>
+        <w:t>________________________________________________________________</w:t>
+      </w:r>
+    </w:p>
+    <w:p>
+      <w:r>
+        <w:t>________________________________________________________________</w:t>
+      </w:r>
+    </w:p>
+    <w:p>
+      <w:r>
+        <w:t>________________________________________________________________</w:t>
+      </w:r>
+    </w:p>
+    <w:p>
+      <w:r>
+        <w:t>________________________________________________________________</w:t>
+      </w:r>
+    </w:p>
+    <w:p>
+      <w:pPr>
+        <w:pStyle w:val="Heading2"/>
+      </w:pPr>
+      <w:r>
+        <w:t>Earlier wording, alternatives and picture transcripts · reference / check after trying</w:t>
       </w:r>
     </w:p>
     <w:p>
@@ -1686,104 +1822,10 @@
     </w:p>
     <w:p>
       <w:pPr>
-        <w:spacing w:line="336" w:lineRule="auto" w:after="180"/>
-      </w:pPr>
-      <w:r>
-        <w:rPr>
-          <w:b/>
-        </w:rPr>
-        <w:t>Parentheses</w:t>
-      </w:r>
-      <w:r>
-        <w:rPr>
-          <w:b w:val="0"/>
-        </w:rPr>
-        <w:t xml:space="preserve"> change an </w:t>
-      </w:r>
-      <w:r>
-        <w:rPr>
-          <w:b/>
-        </w:rPr>
-        <w:t>expression</w:t>
-      </w:r>
-      <w:r>
-        <w:rPr>
-          <w:b w:val="0"/>
-        </w:rPr>
-        <w:t>. A toy shelf calculator compares adding a fixed cost after multiplication with multiplying an entire group.</w:t>
-      </w:r>
-    </w:p>
-    <w:p>
-      <w:pPr>
         <w:pStyle w:val="Heading3"/>
       </w:pPr>
       <w:r>
-        <w:t>Practice 1: explain the deciding evidence</w:t>
-      </w:r>
-    </w:p>
-    <w:p>
-      <w:pPr>
-        <w:spacing w:line="336" w:lineRule="auto" w:after="180"/>
-      </w:pPr>
-      <w:r>
-        <w:rPr>
-          <w:b w:val="0"/>
-        </w:rPr>
-        <w:t xml:space="preserve">Which labelled step matches this detail? </w:t>
-      </w:r>
-      <w:r>
-        <w:rPr>
-          <w:b/>
-        </w:rPr>
-        <w:t>Parentheses</w:t>
-      </w:r>
-      <w:r>
-        <w:rPr>
-          <w:b w:val="0"/>
-        </w:rPr>
-        <w:t xml:space="preserve"> give 3+2=5 first; multiplying by 5 gives 25.</w:t>
-      </w:r>
-    </w:p>
-    <w:p>
-      <w:pPr>
-        <w:spacing w:line="336" w:lineRule="auto" w:after="180"/>
-        <w:shd w:fill="F4F9FC"/>
-      </w:pPr>
-      <w:r>
-        <w:rPr>
-          <w:b w:val="0"/>
-        </w:rPr>
-        <w:t>1. Compute grouped result</w:t>
-      </w:r>
-    </w:p>
-    <w:p>
-      <w:pPr>
-        <w:spacing w:line="336" w:lineRule="auto" w:after="180"/>
-        <w:shd w:fill="F4F9FC"/>
-      </w:pPr>
-      <w:r>
-        <w:rPr>
-          <w:b w:val="0"/>
-        </w:rPr>
-        <w:t xml:space="preserve">2. Use </w:t>
-      </w:r>
-      <w:r>
-        <w:rPr>
-          <w:b/>
-        </w:rPr>
-        <w:t>precedence</w:t>
-      </w:r>
-    </w:p>
-    <w:p>
-      <w:pPr>
-        <w:spacing w:line="336" w:lineRule="auto" w:after="180"/>
-        <w:shd w:fill="F4F9FC"/>
-      </w:pPr>
-      <w:r>
-        <w:rPr>
-          <w:b w:val="0"/>
-        </w:rPr>
-        <w:t>3. Compute first result</w:t>
+        <w:t>Repair a missing building block</w:t>
       </w:r>
     </w:p>
     <w:p>
@@ -1791,32 +1833,7 @@
         <w:pStyle w:val="Heading3"/>
       </w:pPr>
       <w:r>
-        <w:t>My selected conclusion, deciding fact and explanation</w:t>
-      </w:r>
-    </w:p>
-    <w:p>
-      <w:r>
-        <w:t>________________________________________________________________</w:t>
-      </w:r>
-    </w:p>
-    <w:p>
-      <w:r>
-        <w:t>________________________________________________________________</w:t>
-      </w:r>
-    </w:p>
-    <w:p>
-      <w:r>
-        <w:t>________________________________________________________________</w:t>
-      </w:r>
-    </w:p>
-    <w:p>
-      <w:r>
-        <w:t>________________________________________________________________</w:t>
-      </w:r>
-    </w:p>
-    <w:p>
-      <w:r>
-        <w:t>________________________________________________________________</w:t>
+        <w:t>Predict, run and debug</w:t>
       </w:r>
     </w:p>
     <w:p>
@@ -1824,461 +1841,25 @@
         <w:pStyle w:val="Heading3"/>
       </w:pPr>
       <w:r>
-        <w:t>Hint · try first</w:t>
-      </w:r>
-    </w:p>
-    <w:p>
-      <w:pPr>
-        <w:spacing w:line="336" w:lineRule="auto" w:after="180"/>
-        <w:shd w:fill="F1F6F8"/>
-      </w:pPr>
-      <w:r>
-        <w:rPr>
-          <w:b w:val="0"/>
-        </w:rPr>
-        <w:t>Hint if needed: Read the steps in the pictorial case. Match the supplied detail to the stage that performs or records it.</w:t>
-      </w:r>
-    </w:p>
-    <w:p>
-      <w:pPr>
-        <w:pStyle w:val="Heading3"/>
-      </w:pPr>
-      <w:r>
-        <w:t>Feedback · compare after trying</w:t>
-      </w:r>
-    </w:p>
-    <w:p>
-      <w:pPr>
-        <w:spacing w:line="336" w:lineRule="auto" w:after="180"/>
-        <w:shd w:fill="F1F6FC"/>
-      </w:pPr>
-      <w:r>
-        <w:rPr>
-          <w:b w:val="0"/>
-        </w:rPr>
-        <w:t xml:space="preserve">After your attempt, compare with the supported explanation: Compute grouped result </w:t>
-      </w:r>
-      <w:r>
-        <w:rPr>
-          <w:b/>
-        </w:rPr>
-        <w:t>Parentheses</w:t>
-      </w:r>
-      <w:r>
-        <w:rPr>
-          <w:b w:val="0"/>
-        </w:rPr>
-        <w:t xml:space="preserve"> give 3+2=5 first; multiplying by 5 gives 25. </w:t>
-      </w:r>
-      <w:r>
-        <w:rPr>
-          <w:b/>
-        </w:rPr>
-        <w:t>Parentheses</w:t>
-      </w:r>
-      <w:r>
-        <w:rPr>
-          <w:b w:val="0"/>
-        </w:rPr>
-        <w:t xml:space="preserve"> explicitly group an operation.</w:t>
-      </w:r>
-    </w:p>
-    <w:p>
-      <w:pPr>
-        <w:spacing w:line="336" w:lineRule="auto" w:after="180"/>
-        <w:shd w:fill="F1F6FC"/>
-      </w:pPr>
-      <w:r>
-        <w:rPr>
-          <w:b w:val="0"/>
-        </w:rPr>
-        <w:t>Without them, Python multiplication takes priority over addition; the same numerals can therefore describe different procedures.</w:t>
-      </w:r>
-    </w:p>
-    <w:p>
-      <w:pPr>
-        <w:pStyle w:val="Heading3"/>
-      </w:pPr>
-      <w:r>
-        <w:t>Practice 2: explain the deciding evidence</w:t>
-      </w:r>
-    </w:p>
-    <w:p>
-      <w:pPr>
-        <w:pStyle w:val="Heading3"/>
-      </w:pPr>
-      <w:r>
-        <w:t>Changed case · predict first</w:t>
-      </w:r>
-    </w:p>
-    <w:p>
-      <w:pPr>
-        <w:spacing w:line="336" w:lineRule="auto" w:after="180"/>
-        <w:shd w:fill="F5F1FB"/>
-      </w:pPr>
-      <w:r>
-        <w:rPr>
-          <w:b w:val="0"/>
-        </w:rPr>
-        <w:t xml:space="preserve">Changed-case practice: Replace the final multiplier 5 with 4 in both </w:t>
-      </w:r>
-      <w:r>
-        <w:rPr>
-          <w:b/>
-        </w:rPr>
-        <w:t>expression</w:t>
-      </w:r>
-      <w:r>
-        <w:rPr>
-          <w:b w:val="0"/>
-        </w:rPr>
-        <w:t>s. Which conclusion is supported by the supplied facts?</w:t>
-      </w:r>
-    </w:p>
-    <w:p>
-      <w:pPr>
-        <w:spacing w:line="336" w:lineRule="auto" w:after="180"/>
-        <w:shd w:fill="F4F9FC"/>
-      </w:pPr>
-      <w:r>
-        <w:rPr>
-          <w:b w:val="0"/>
-        </w:rPr>
-        <w:t xml:space="preserve">1. We can decide the result without examining the changed </w:t>
-      </w:r>
-      <w:r>
-        <w:rPr>
-          <w:b/>
-        </w:rPr>
-        <w:t>input</w:t>
-      </w:r>
-      <w:r>
-        <w:rPr>
-          <w:b w:val="0"/>
-        </w:rPr>
-        <w:t xml:space="preserve"> or the procedure.</w:t>
-      </w:r>
-    </w:p>
-    <w:p>
-      <w:pPr>
-        <w:spacing w:line="336" w:lineRule="auto" w:after="180"/>
-        <w:shd w:fill="F4F9FC"/>
-      </w:pPr>
-      <w:r>
-        <w:rPr>
-          <w:b w:val="0"/>
-        </w:rPr>
-        <w:t xml:space="preserve">2. This one example guarantees correct results for every future </w:t>
-      </w:r>
-      <w:r>
-        <w:rPr>
-          <w:b/>
-        </w:rPr>
-        <w:t>input</w:t>
-      </w:r>
-      <w:r>
-        <w:rPr>
-          <w:b w:val="0"/>
-        </w:rPr>
-        <w:t>.</w:t>
-      </w:r>
-    </w:p>
-    <w:p>
-      <w:pPr>
-        <w:spacing w:line="336" w:lineRule="auto" w:after="180"/>
-        <w:shd w:fill="F4F9FC"/>
-      </w:pPr>
-      <w:r>
-        <w:rPr>
-          <w:b w:val="0"/>
-        </w:rPr>
-        <w:t>3. The first result is 11; the grouped result is 20.</w:t>
-      </w:r>
-    </w:p>
-    <w:p>
-      <w:pPr>
-        <w:pStyle w:val="Heading3"/>
-      </w:pPr>
-      <w:r>
-        <w:t>My selected conclusion, deciding fact and explanation</w:t>
-      </w:r>
-    </w:p>
-    <w:p>
-      <w:r>
-        <w:t>________________________________________________________________</w:t>
-      </w:r>
-    </w:p>
-    <w:p>
-      <w:r>
-        <w:t>________________________________________________________________</w:t>
-      </w:r>
-    </w:p>
-    <w:p>
-      <w:r>
-        <w:t>________________________________________________________________</w:t>
-      </w:r>
-    </w:p>
-    <w:p>
-      <w:r>
-        <w:t>________________________________________________________________</w:t>
-      </w:r>
-    </w:p>
-    <w:p>
-      <w:r>
-        <w:t>________________________________________________________________</w:t>
-      </w:r>
-    </w:p>
-    <w:p>
-      <w:pPr>
-        <w:pStyle w:val="Heading3"/>
-      </w:pPr>
-      <w:r>
-        <w:t>Hint · try first</w:t>
-      </w:r>
-    </w:p>
-    <w:p>
-      <w:pPr>
-        <w:spacing w:line="336" w:lineRule="auto" w:after="180"/>
-        <w:shd w:fill="F1F6F8"/>
-      </w:pPr>
-      <w:r>
-        <w:rPr>
-          <w:b w:val="0"/>
-        </w:rPr>
-        <w:t>Hint if needed: Use the changed condition and the deciding step in the pictorial trace. The answer must say what follows from those facts.</w:t>
-      </w:r>
-    </w:p>
-    <w:p>
-      <w:pPr>
-        <w:pStyle w:val="Heading3"/>
-      </w:pPr>
-      <w:r>
-        <w:t>Feedback · compare after trying</w:t>
-      </w:r>
-    </w:p>
-    <w:p>
-      <w:pPr>
-        <w:spacing w:line="336" w:lineRule="auto" w:after="180"/>
-        <w:shd w:fill="F1F6FC"/>
-      </w:pPr>
-      <w:r>
-        <w:rPr>
-          <w:b w:val="0"/>
-        </w:rPr>
-        <w:t>After your attempt, compare with the supported explanation: The first result is 11; the grouped result is 20. 3+2*4=3+8; (3+2)*4=5*4.</w:t>
-      </w:r>
-    </w:p>
-    <w:p>
-      <w:pPr>
-        <w:pStyle w:val="Heading3"/>
-      </w:pPr>
-      <w:r>
-        <w:t>Repair a missing building block</w:t>
-      </w:r>
-    </w:p>
-    <w:p>
-      <w:pPr>
-        <w:spacing w:line="336" w:lineRule="auto" w:after="180"/>
-      </w:pPr>
-      <w:r>
-        <w:rPr>
-          <w:b w:val="0"/>
-        </w:rPr>
-        <w:t xml:space="preserve">Review Values variables and types (python-bridge/2). Goal: Distinguish integer, floating-point, text and Boolean values. Short practice: Predict both print </w:t>
-      </w:r>
-      <w:r>
-        <w:rPr>
-          <w:b/>
-        </w:rPr>
-        <w:t>output</w:t>
-      </w:r>
-      <w:r>
-        <w:rPr>
-          <w:b w:val="0"/>
-        </w:rPr>
-        <w:t>s and explain why they differ.</w:t>
-      </w:r>
-    </w:p>
-    <w:p>
-      <w:pPr>
-        <w:spacing w:line="336" w:lineRule="auto" w:after="180"/>
-      </w:pPr>
-      <w:r>
-        <w:rPr>
-          <w:b w:val="0"/>
-        </w:rPr>
-        <w:t xml:space="preserve">Does count+tag work, and what happens to each valid </w:t>
-      </w:r>
-      <w:r>
-        <w:rPr>
-          <w:b/>
-        </w:rPr>
-        <w:t>output</w:t>
-      </w:r>
-      <w:r>
-        <w:rPr>
-          <w:b w:val="0"/>
-        </w:rPr>
-        <w:t xml:space="preserve"> after count becomes ten?. Return to this week and explain what you changed.</w:t>
-      </w:r>
-    </w:p>
-    <w:p>
-      <w:pPr>
-        <w:pStyle w:val="Heading3"/>
-      </w:pPr>
-      <w:r>
-        <w:t>Predict, run and debug</w:t>
-      </w:r>
-    </w:p>
-    <w:p>
-      <w:pPr>
-        <w:spacing w:line="336" w:lineRule="auto" w:after="180"/>
-      </w:pPr>
-      <w:r>
-        <w:rPr>
-          <w:b w:val="0"/>
-        </w:rPr>
-        <w:t xml:space="preserve">The browser lab lets you edit the supported Python examples already included in this lesson. Predict first, run, inspect the actual </w:t>
-      </w:r>
-      <w:r>
-        <w:rPr>
-          <w:b/>
-        </w:rPr>
-        <w:t>output</w:t>
-      </w:r>
-      <w:r>
-        <w:rPr>
-          <w:b w:val="0"/>
-        </w:rPr>
-        <w:t xml:space="preserve"> or error, change one </w:t>
-      </w:r>
-      <w:r>
-        <w:rPr>
-          <w:b/>
-        </w:rPr>
-        <w:t>input</w:t>
-      </w:r>
-      <w:r>
-        <w:rPr>
-          <w:b w:val="0"/>
-        </w:rPr>
-        <w:t>, then run again.</w:t>
-      </w:r>
-    </w:p>
-    <w:p>
-      <w:pPr>
-        <w:spacing w:line="336" w:lineRule="auto" w:after="180"/>
-      </w:pPr>
-      <w:r>
-        <w:rPr>
-          <w:b w:val="0"/>
-        </w:rPr>
-        <w:t xml:space="preserve">Keep code, </w:t>
-      </w:r>
-      <w:r>
-        <w:rPr>
-          <w:b/>
-        </w:rPr>
-        <w:t>prediction</w:t>
-      </w:r>
-      <w:r>
-        <w:rPr>
-          <w:b w:val="0"/>
-        </w:rPr>
-        <w:t>s, actual results and a reasoned revision together. On paper, label your result as a trace rather than an execution.</w:t>
-      </w:r>
-    </w:p>
-    <w:p>
-      <w:pPr>
-        <w:pStyle w:val="Heading3"/>
-      </w:pPr>
-      <w:r>
         <w:t>Keep your completed work</w:t>
       </w:r>
     </w:p>
     <w:p>
       <w:pPr>
-        <w:spacing w:line="336" w:lineRule="auto" w:after="180"/>
-      </w:pPr>
-      <w:r>
-        <w:rPr>
-          <w:b w:val="0"/>
-        </w:rPr>
-        <w:t xml:space="preserve">Use Download completed work in the hosted lesson to export your answers, reflections, practice feedback and code-run </w:t>
-      </w:r>
-      <w:r>
-        <w:rPr>
-          <w:b/>
-        </w:rPr>
-        <w:t>evidence</w:t>
-      </w:r>
-      <w:r>
-        <w:rPr>
-          <w:b w:val="0"/>
-        </w:rPr>
-        <w:t>. Open the HTML copy to read or print it.</w:t>
-      </w:r>
-    </w:p>
-    <w:p>
-      <w:pPr>
-        <w:spacing w:line="336" w:lineRule="auto" w:after="180"/>
-      </w:pPr>
-      <w:r>
-        <w:rPr>
-          <w:b w:val="0"/>
-        </w:rPr>
-        <w:t>Drafts stay in this browser when storage is available; clear drafts on a shared device.</w:t>
-      </w:r>
-    </w:p>
-    <w:p>
-      <w:pPr>
-        <w:pStyle w:val="Heading3"/>
-      </w:pPr>
-      <w:r>
-        <w:t>What I repaired, the evidence I kept and the next test</w:t>
-      </w:r>
-    </w:p>
-    <w:p>
-      <w:r>
-        <w:t>________________________________________________________________</w:t>
-      </w:r>
-    </w:p>
-    <w:p>
-      <w:r>
-        <w:t>________________________________________________________________</w:t>
-      </w:r>
-    </w:p>
-    <w:p>
-      <w:r>
-        <w:t>________________________________________________________________</w:t>
-      </w:r>
-    </w:p>
-    <w:p>
-      <w:r>
-        <w:t>________________________________________________________________</w:t>
-      </w:r>
-    </w:p>
-    <w:p>
-      <w:r>
-        <w:t>________________________________________________________________</w:t>
-      </w:r>
-    </w:p>
-    <w:p>
-      <w:pPr>
         <w:pStyle w:val="Heading1"/>
       </w:pPr>
       <w:r>
-        <w:t>15. Visual concept journey</w:t>
-      </w:r>
-    </w:p>
-    <w:p>
-      <w:r>
-        <w:t>Explain each Expressions and operator order picture from its labels, then record a relevant limit.</w:t>
-      </w:r>
-    </w:p>
-    <w:p>
-      <w:pPr>
-        <w:pStyle w:val="Heading3"/>
+        <w:t>15. Reference · Six-picture response sheets</w:t>
+      </w:r>
+    </w:p>
+    <w:p>
+      <w:r>
+        <w:t>Use the picture relevant to a current gap.</w:t>
+      </w:r>
+    </w:p>
+    <w:p>
+      <w:pPr>
+        <w:pStyle w:val="Heading2"/>
       </w:pPr>
       <w:r>
         <w:t>01. Expressions and operator order: the case</w:t>
@@ -2369,7 +1950,6 @@
     <w:p>
       <w:pPr>
         <w:spacing w:line="336" w:lineRule="auto" w:after="180"/>
-        <w:shd w:fill="F5F1FB"/>
       </w:pPr>
       <w:r>
         <w:rPr>
@@ -2408,7 +1988,7 @@
     </w:p>
     <w:p>
       <w:pPr>
-        <w:pStyle w:val="Heading3"/>
+        <w:pStyle w:val="Heading2"/>
       </w:pPr>
       <w:r>
         <w:t>02. Follow the deciding steps</w:t>
@@ -2488,7 +2068,6 @@
     <w:p>
       <w:pPr>
         <w:spacing w:line="336" w:lineRule="auto" w:after="180"/>
-        <w:shd w:fill="F5F1FB"/>
       </w:pPr>
       <w:r>
         <w:rPr>
@@ -2539,7 +2118,7 @@
     </w:p>
     <w:p>
       <w:pPr>
-        <w:pStyle w:val="Heading3"/>
+        <w:pStyle w:val="Heading2"/>
       </w:pPr>
       <w:r>
         <w:t>03. Two expressions with different meanings</w:t>
@@ -2607,7 +2186,6 @@
     <w:p>
       <w:pPr>
         <w:spacing w:line="336" w:lineRule="auto" w:after="180"/>
-        <w:shd w:fill="F5F1FB"/>
       </w:pPr>
       <w:r>
         <w:rPr>
@@ -2646,7 +2224,7 @@
     </w:p>
     <w:p>
       <w:pPr>
-        <w:pStyle w:val="Heading3"/>
+        <w:pStyle w:val="Heading2"/>
       </w:pPr>
       <w:r>
         <w:t>04. Change one thing. Trace what follows.</w:t>
@@ -2737,7 +2315,6 @@
     <w:p>
       <w:pPr>
         <w:spacing w:line="336" w:lineRule="auto" w:after="180"/>
-        <w:shd w:fill="F5F1FB"/>
       </w:pPr>
       <w:r>
         <w:rPr>
@@ -2776,7 +2353,7 @@
     </w:p>
     <w:p>
       <w:pPr>
-        <w:pStyle w:val="Heading3"/>
+        <w:pStyle w:val="Heading2"/>
       </w:pPr>
       <w:r>
         <w:t>05. Connect the explanation to its limit</w:t>
@@ -2861,7 +2438,6 @@
     <w:p>
       <w:pPr>
         <w:spacing w:line="336" w:lineRule="auto" w:after="180"/>
-        <w:shd w:fill="F5F1FB"/>
       </w:pPr>
       <w:r>
         <w:rPr>
@@ -2900,7 +2476,7 @@
     </w:p>
     <w:p>
       <w:pPr>
-        <w:pStyle w:val="Heading3"/>
+        <w:pStyle w:val="Heading2"/>
       </w:pPr>
       <w:r>
         <w:t>06. Make the idea visible in your project</w:t>
@@ -3038,7 +2614,6 @@
     <w:p>
       <w:pPr>
         <w:spacing w:line="336" w:lineRule="auto" w:after="180"/>
-        <w:shd w:fill="F5F1FB"/>
       </w:pPr>
       <w:r>
         <w:rPr>
@@ -3085,6 +2660,62 @@
     <w:p>
       <w:r>
         <w:t>________________________________________________________________</w:t>
+      </w:r>
+    </w:p>
+    <w:p>
+      <w:pPr>
+        <w:pStyle w:val="Heading2"/>
+      </w:pPr>
+      <w:r>
+        <w:t>Earlier wording, alternatives and picture transcripts · reference / check after trying</w:t>
+      </w:r>
+    </w:p>
+    <w:p>
+      <w:pPr>
+        <w:pStyle w:val="Heading3"/>
+      </w:pPr>
+      <w:r>
+        <w:t>01. Expressions and operator order: the case</w:t>
+      </w:r>
+    </w:p>
+    <w:p>
+      <w:pPr>
+        <w:pStyle w:val="Heading3"/>
+      </w:pPr>
+      <w:r>
+        <w:t>02. Follow the deciding steps</w:t>
+      </w:r>
+    </w:p>
+    <w:p>
+      <w:pPr>
+        <w:pStyle w:val="Heading3"/>
+      </w:pPr>
+      <w:r>
+        <w:t>03. Two expressions with different meanings</w:t>
+      </w:r>
+    </w:p>
+    <w:p>
+      <w:pPr>
+        <w:pStyle w:val="Heading3"/>
+      </w:pPr>
+      <w:r>
+        <w:t>04. Change one thing. Trace what follows.</w:t>
+      </w:r>
+    </w:p>
+    <w:p>
+      <w:pPr>
+        <w:pStyle w:val="Heading3"/>
+      </w:pPr>
+      <w:r>
+        <w:t>05. Connect the explanation to its limit</w:t>
+      </w:r>
+    </w:p>
+    <w:p>
+      <w:pPr>
+        <w:pStyle w:val="Heading3"/>
+      </w:pPr>
+      <w:r>
+        <w:t>06. Make the idea visible in your project</w:t>
       </w:r>
     </w:p>
     <w:sectPr>
